--- a/docs/files/f4_文雪_山东大学_京东_物流方向管理培训生（TET）.docx
+++ b/docs/files/f4_文雪_山东大学_京东_物流方向管理培训生（TET）.docx
@@ -517,7 +517,7 @@
                 <w:b w:val="0"/>
                 <w:sz w:val="21"/>
               </w:rPr>
-              <w:t>快速学习：供应链管理专业背景，独立完成3个从问题定义到成果交付的研究项目；执行落地：3个月项目助理经验，统筹200+份申报材料并建立三级校验机制，实现零差错；数据思维：掌握Excel/Python/R/SPSS，处理过4.5万+条业务数据，习惯用数据支撑决策；沟通协作：有跨部门对接与门店团队协作经验，性格专注较真，愿意从一线做起</w:t>
+              <w:t>快速学习：供应链管理专业背景，独立完成3个从问题定义到成果交付的研究项目；执行落地：3个月项目助理经验，统筹200+份申报材料并建立三级校验机制，实现零差错；数据思维：掌握Excel/Python/R/SPSS，处理过4.5万+条业务数据，习惯用数据支撑决策；适应一线：有门店库存管理与一线执行经验，愿意从一线扎实积累，对物流行业有浓厚兴趣</w:t>
             </w:r>
           </w:p>
         </w:tc>
@@ -3278,7 +3278,7 @@
       </w:tblGrid>
       <w:tr>
         <w:trPr>
-          <w:trHeight w:val="840" w:hRule="atLeast"/>
+          <w:trHeight w:val="1120" w:hRule="atLeast"/>
           <w:jc w:val="center"/>
         </w:trPr>
         <w:tc>
@@ -3443,6 +3443,24 @@
                 <w:sz w:val="21"/>
               </w:rPr>
               <w:t>：用友U8+ ERP（采购/销售/库存/存货核算全流程操作，熟悉单据流转与模块联动）</w:t>
+            </w:r>
+          </w:p>
+          <w:p>
+            <w:r>
+              <w:rPr>
+                <w:rFonts w:ascii="Times New Roman" w:hAnsi="Times New Roman" w:eastAsia="宋体"/>
+                <w:b/>
+                <w:sz w:val="21"/>
+              </w:rPr>
+              <w:t>AI工具应用</w:t>
+            </w:r>
+            <w:r>
+              <w:rPr>
+                <w:rFonts w:ascii="Times New Roman" w:hAnsi="Times New Roman" w:eastAsia="宋体"/>
+                <w:b w:val="0"/>
+                <w:sz w:val="21"/>
+              </w:rPr>
+              <w:t>：持续学习AI工具并应用于学习与效率提升，积极拥抱AI</w:t>
             </w:r>
           </w:p>
           <w:p>

--- a/docs/files/f4_文雪_山东大学_京东_物流方向管理培训生（TET）.docx
+++ b/docs/files/f4_文雪_山东大学_京东_物流方向管理培训生（TET）.docx
@@ -965,10 +965,18 @@
             <w:r>
               <w:rPr>
                 <w:rFonts w:ascii="Times New Roman" w:hAnsi="Times New Roman" w:eastAsia="宋体"/>
+                <w:b/>
+                <w:sz w:val="21"/>
+              </w:rPr>
+              <w:t>核心课程：</w:t>
+            </w:r>
+            <w:r>
+              <w:rPr>
+                <w:rFonts w:ascii="Times New Roman" w:hAnsi="Times New Roman" w:eastAsia="宋体"/>
                 <w:b w:val="0"/>
                 <w:sz w:val="21"/>
               </w:rPr>
-              <w:t>核心课程：供应链管理、物流管理、采购管理、统计学、Python程序设计、ERP供应链管理综合实验</w:t>
+              <w:t>供应链管理、物流管理、采购管理、统计学、Python程序设计、ERP供应链管理综合实验</w:t>
             </w:r>
           </w:p>
         </w:tc>
@@ -1080,10 +1088,18 @@
             <w:r>
               <w:rPr>
                 <w:rFonts w:ascii="Times New Roman" w:hAnsi="Times New Roman" w:eastAsia="宋体"/>
+                <w:b/>
+                <w:sz w:val="21"/>
+              </w:rPr>
+              <w:t>荣誉奖励：</w:t>
+            </w:r>
+            <w:r>
+              <w:rPr>
+                <w:rFonts w:ascii="Times New Roman" w:hAnsi="Times New Roman" w:eastAsia="宋体"/>
                 <w:b w:val="0"/>
                 <w:sz w:val="21"/>
               </w:rPr>
-              <w:t>荣誉奖励：山东大学2024—2025年暑期社会实践专项优秀等级</w:t>
+              <w:t>山东大学2024—2025年暑期社会实践专项优秀等级</w:t>
             </w:r>
           </w:p>
         </w:tc>

--- a/docs/files/f4_文雪_山东大学_京东_物流方向管理培训生（TET）.docx
+++ b/docs/files/f4_文雪_山东大学_京东_物流方向管理培训生（TET）.docx
@@ -517,7 +517,7 @@
                 <w:b w:val="0"/>
                 <w:sz w:val="21"/>
               </w:rPr>
-              <w:t>快速学习：供应链管理专业背景，独立完成3个从问题定义到成果交付的研究项目；执行落地：3个月项目助理经验，统筹200+份申报材料并建立三级校验机制，实现零差错；数据思维：掌握Excel/Python/R/SPSS，处理过4.5万+条业务数据，习惯用数据支撑决策；适应一线：有门店库存管理与一线执行经验，愿意从一线扎实积累，对物流行业有浓厚兴趣</w:t>
+              <w:t>快速学习：供应链管理专业背景，能快速掌握新业务与新工具，独立完成多个从问题定义到成果交付的研究项目；执行落地：3个月项目助理经验，统筹200+份申报材料并建立三级校验机制，实现零差错；数据思维：掌握Excel/Python/R/SPSS，处理过4.5万+条业务数据，习惯用数据支撑决策；AI应用：主动学习AI工具并搭建个人效率系统，积极拥抱技术驱动变革；适应一线：有门店库存管理与一线执行经验，愿意从一线扎实积累</w:t>
             </w:r>
           </w:p>
         </w:tc>
@@ -3476,7 +3476,7 @@
                 <w:b w:val="0"/>
                 <w:sz w:val="21"/>
               </w:rPr>
-              <w:t>：持续学习AI工具并应用于学习与效率提升，积极拥抱AI</w:t>
+              <w:t>：持续学习AI工具（豆包/Codex/WorkBuddy等）并应用于学习与效率提升，积极拥抱AI</w:t>
             </w:r>
           </w:p>
           <w:p>

--- a/docs/files/f4_文雪_山东大学_京东_物流方向管理培训生（TET）.docx
+++ b/docs/files/f4_文雪_山东大学_京东_物流方向管理培训生（TET）.docx
@@ -1305,7 +1305,14 @@
                 <w:sz w:val="21"/>
                 <w:szCs w:val="21"/>
               </w:rPr>
-              <w:t>社区团购运营优化研究</w:t>
+            </w:r>
+            <w:r>
+              <w:rPr>
+                <w:rFonts w:ascii="Times New Roman" w:hAnsi="Times New Roman" w:eastAsia="宋体"/>
+                <w:b/>
+                <w:sz w:val="21"/>
+              </w:rPr>
+              <w:t>社区团购末端网络优化</w:t>
             </w:r>
           </w:p>
         </w:tc>
@@ -1338,6 +1345,13 @@
                 <w:sz w:val="21"/>
                 <w:szCs w:val="21"/>
               </w:rPr>
+            </w:r>
+            <w:r>
+              <w:rPr>
+                <w:rFonts w:ascii="Times New Roman" w:hAnsi="Times New Roman" w:eastAsia="宋体"/>
+                <w:b/>
+                <w:sz w:val="21"/>
+              </w:rPr>
               <w:t>个人课程项目</w:t>
             </w:r>
           </w:p>
@@ -1371,7 +1385,14 @@
                 <w:sz w:val="21"/>
                 <w:szCs w:val="21"/>
               </w:rPr>
-              <w:t>2026.03-2026.06</w:t>
+            </w:r>
+            <w:r>
+              <w:rPr>
+                <w:rFonts w:ascii="Times New Roman" w:hAnsi="Times New Roman" w:eastAsia="宋体"/>
+                <w:b/>
+                <w:sz w:val="21"/>
+              </w:rPr>
+              <w:t>2026.03—2026.06</w:t>
             </w:r>
           </w:p>
         </w:tc>
@@ -1446,7 +1467,6 @@
                 <w:sz w:val="21"/>
                 <w:szCs w:val="21"/>
               </w:rPr>
-              <w:t>问题定义与方案设计：针对社区团购末端配送效率低、老年群体服务覆盖不足的问题，基于</w:t>
             </w:r>
             <w:r>
               <w:rPr>
@@ -1454,15 +1474,13 @@
                 <w:sz w:val="21"/>
                 <w:szCs w:val="21"/>
               </w:rPr>
-              <w:t>15</w:t>
-            </w:r>
-            <w:r>
-              <w:rPr>
-                <w:rFonts w:ascii="Times New Roman" w:eastAsia="宋体" w:hAnsi="Times New Roman"/>
-                <w:sz w:val="21"/>
-                <w:szCs w:val="21"/>
-              </w:rPr>
-              <w:t>个候选点位、日均</w:t>
+            </w:r>
+            <w:r>
+              <w:rPr>
+                <w:rFonts w:ascii="Times New Roman" w:eastAsia="宋体" w:hAnsi="Times New Roman"/>
+                <w:sz w:val="21"/>
+                <w:szCs w:val="21"/>
+              </w:rPr>
             </w:r>
             <w:r>
               <w:rPr>
@@ -1470,23 +1488,20 @@
                 <w:sz w:val="21"/>
                 <w:szCs w:val="21"/>
               </w:rPr>
-              <w:t>345</w:t>
-            </w:r>
-            <w:r>
-              <w:rPr>
-                <w:rFonts w:ascii="Times New Roman" w:eastAsia="宋体" w:hAnsi="Times New Roman"/>
-                <w:sz w:val="21"/>
-                <w:szCs w:val="21"/>
-              </w:rPr>
-              <w:t>单真实数据，设计</w:t>
-            </w:r>
-            <w:r>
-              <w:rPr>
-                <w:rFonts w:ascii="Times New Roman" w:eastAsia="宋体" w:hAnsi="Times New Roman"/>
-                <w:sz w:val="21"/>
-                <w:szCs w:val="21"/>
-              </w:rPr>
-              <w:t>“</w:t>
+            </w:r>
+            <w:r>
+              <w:rPr>
+                <w:rFonts w:ascii="Times New Roman" w:eastAsia="宋体" w:hAnsi="Times New Roman"/>
+                <w:sz w:val="21"/>
+                <w:szCs w:val="21"/>
+              </w:rPr>
+            </w:r>
+            <w:r>
+              <w:rPr>
+                <w:rFonts w:ascii="Times New Roman" w:eastAsia="宋体" w:hAnsi="Times New Roman"/>
+                <w:sz w:val="21"/>
+                <w:szCs w:val="21"/>
+              </w:rPr>
             </w:r>
             <w:r>
               <w:rPr>
@@ -1494,15 +1509,13 @@
                 <w:sz w:val="21"/>
                 <w:szCs w:val="21"/>
               </w:rPr>
-              <w:t>2</w:t>
-            </w:r>
-            <w:r>
-              <w:rPr>
-                <w:rFonts w:ascii="Times New Roman" w:eastAsia="宋体" w:hAnsi="Times New Roman"/>
-                <w:sz w:val="21"/>
-                <w:szCs w:val="21"/>
-              </w:rPr>
-              <w:t>核心点</w:t>
+            </w:r>
+            <w:r>
+              <w:rPr>
+                <w:rFonts w:ascii="Times New Roman" w:eastAsia="宋体" w:hAnsi="Times New Roman"/>
+                <w:sz w:val="21"/>
+                <w:szCs w:val="21"/>
+              </w:rPr>
             </w:r>
             <w:r>
               <w:rPr>
@@ -1510,31 +1523,35 @@
                 <w:sz w:val="21"/>
                 <w:szCs w:val="21"/>
               </w:rPr>
-              <w:t>+4</w:t>
-            </w:r>
-            <w:r>
-              <w:rPr>
-                <w:rFonts w:ascii="Times New Roman" w:eastAsia="宋体" w:hAnsi="Times New Roman"/>
-                <w:sz w:val="21"/>
-                <w:szCs w:val="21"/>
-              </w:rPr>
-              <w:t>动态临时点</w:t>
-            </w:r>
-            <w:r>
-              <w:rPr>
-                <w:rFonts w:ascii="Times New Roman" w:eastAsia="宋体" w:hAnsi="Times New Roman"/>
-                <w:sz w:val="21"/>
-                <w:szCs w:val="21"/>
-              </w:rPr>
-              <w:t>”</w:t>
-            </w:r>
-            <w:r>
-              <w:rPr>
-                <w:rFonts w:ascii="Times New Roman" w:eastAsia="宋体" w:hAnsi="Times New Roman"/>
-                <w:sz w:val="21"/>
-                <w:szCs w:val="21"/>
-              </w:rPr>
-              <w:t>弹性布局方案</w:t>
+            </w:r>
+            <w:r>
+              <w:rPr>
+                <w:rFonts w:ascii="Times New Roman" w:eastAsia="宋体" w:hAnsi="Times New Roman"/>
+                <w:sz w:val="21"/>
+                <w:szCs w:val="21"/>
+              </w:rPr>
+            </w:r>
+            <w:r>
+              <w:rPr>
+                <w:rFonts w:ascii="Times New Roman" w:eastAsia="宋体" w:hAnsi="Times New Roman"/>
+                <w:sz w:val="21"/>
+                <w:szCs w:val="21"/>
+              </w:rPr>
+            </w:r>
+            <w:r>
+              <w:rPr>
+                <w:rFonts w:ascii="Times New Roman" w:eastAsia="宋体" w:hAnsi="Times New Roman"/>
+                <w:sz w:val="21"/>
+                <w:szCs w:val="21"/>
+              </w:rPr>
+            </w:r>
+            <w:r>
+              <w:rPr>
+                <w:rFonts w:ascii="Times New Roman" w:hAnsi="Times New Roman" w:eastAsia="宋体"/>
+                <w:b w:val="0"/>
+                <w:sz w:val="21"/>
+              </w:rPr>
+              <w:t>问题定义与方案设计：针对社区团购末端配送效率低、老年群体服务覆盖不足的问题，基于15个候选点位、日均345单真实数据，设计"2核心点+4动态临时点"弹性布局方案</w:t>
             </w:r>
           </w:p>
           <w:p>
@@ -1556,7 +1573,6 @@
                 <w:sz w:val="21"/>
                 <w:szCs w:val="21"/>
               </w:rPr>
-              <w:t>成果输出：模型测算可降低运营成本</w:t>
             </w:r>
             <w:r>
               <w:rPr>
@@ -1564,15 +1580,13 @@
                 <w:sz w:val="21"/>
                 <w:szCs w:val="21"/>
               </w:rPr>
-              <w:t>18.7%</w:t>
-            </w:r>
-            <w:r>
-              <w:rPr>
-                <w:rFonts w:ascii="Times New Roman" w:eastAsia="宋体" w:hAnsi="Times New Roman"/>
-                <w:sz w:val="21"/>
-                <w:szCs w:val="21"/>
-              </w:rPr>
-              <w:t>、提升老年服务覆盖率至</w:t>
+            </w:r>
+            <w:r>
+              <w:rPr>
+                <w:rFonts w:ascii="Times New Roman" w:eastAsia="宋体" w:hAnsi="Times New Roman"/>
+                <w:sz w:val="21"/>
+                <w:szCs w:val="21"/>
+              </w:rPr>
             </w:r>
             <w:r>
               <w:rPr>
@@ -1580,15 +1594,13 @@
                 <w:sz w:val="21"/>
                 <w:szCs w:val="21"/>
               </w:rPr>
-              <w:t>87.3%</w:t>
-            </w:r>
-            <w:r>
-              <w:rPr>
-                <w:rFonts w:ascii="Times New Roman" w:eastAsia="宋体" w:hAnsi="Times New Roman"/>
-                <w:sz w:val="21"/>
-                <w:szCs w:val="21"/>
-              </w:rPr>
-              <w:t>、缩短配送时长</w:t>
+            </w:r>
+            <w:r>
+              <w:rPr>
+                <w:rFonts w:ascii="Times New Roman" w:eastAsia="宋体" w:hAnsi="Times New Roman"/>
+                <w:sz w:val="21"/>
+                <w:szCs w:val="21"/>
+              </w:rPr>
             </w:r>
             <w:r>
               <w:rPr>
@@ -1596,15 +1608,21 @@
                 <w:sz w:val="21"/>
                 <w:szCs w:val="21"/>
               </w:rPr>
-              <w:t>22.3%</w:t>
-            </w:r>
-            <w:r>
-              <w:rPr>
-                <w:rFonts w:ascii="Times New Roman" w:eastAsia="宋体" w:hAnsi="Times New Roman"/>
-                <w:sz w:val="21"/>
-                <w:szCs w:val="21"/>
-              </w:rPr>
-              <w:t>，输出完整研究报告，具备问题分析到方案验证的闭环能力</w:t>
+            </w:r>
+            <w:r>
+              <w:rPr>
+                <w:rFonts w:ascii="Times New Roman" w:eastAsia="宋体" w:hAnsi="Times New Roman"/>
+                <w:sz w:val="21"/>
+                <w:szCs w:val="21"/>
+              </w:rPr>
+            </w:r>
+            <w:r>
+              <w:rPr>
+                <w:rFonts w:ascii="Times New Roman" w:hAnsi="Times New Roman" w:eastAsia="宋体"/>
+                <w:b w:val="0"/>
+                <w:sz w:val="21"/>
+              </w:rPr>
+              <w:t>成果输出：构建选址-路径双层优化模型，用Python求解，测算可降低运营成本18.7%、提升老年服务覆盖率至87.3%、缩短配送时长22.3%</w:t>
             </w:r>
           </w:p>
         </w:tc>
@@ -1680,7 +1698,14 @@
                 <w:sz w:val="21"/>
                 <w:szCs w:val="21"/>
               </w:rPr>
-              <w:t>电商用户调研与分析项目</w:t>
+            </w:r>
+            <w:r>
+              <w:rPr>
+                <w:rFonts w:ascii="Times New Roman" w:hAnsi="Times New Roman" w:eastAsia="宋体"/>
+                <w:b/>
+                <w:sz w:val="21"/>
+              </w:rPr>
+              <w:t>Weh Atelier个人AI工作台</w:t>
             </w:r>
           </w:p>
         </w:tc>
@@ -1713,7 +1738,14 @@
                 <w:sz w:val="21"/>
                 <w:szCs w:val="21"/>
               </w:rPr>
-              <w:t>个人课程项目</w:t>
+            </w:r>
+            <w:r>
+              <w:rPr>
+                <w:rFonts w:ascii="Times New Roman" w:hAnsi="Times New Roman" w:eastAsia="宋体"/>
+                <w:b/>
+                <w:sz w:val="21"/>
+              </w:rPr>
+              <w:t>个人项目</w:t>
             </w:r>
           </w:p>
         </w:tc>
@@ -1746,7 +1778,14 @@
                 <w:sz w:val="21"/>
                 <w:szCs w:val="21"/>
               </w:rPr>
-              <w:t>2025.10-2025.12</w:t>
+            </w:r>
+            <w:r>
+              <w:rPr>
+                <w:rFonts w:ascii="Times New Roman" w:hAnsi="Times New Roman" w:eastAsia="宋体"/>
+                <w:b/>
+                <w:sz w:val="21"/>
+              </w:rPr>
+              <w:t>2026.08—至今</w:t>
             </w:r>
           </w:p>
         </w:tc>
@@ -1821,7 +1860,6 @@
                 <w:sz w:val="21"/>
                 <w:szCs w:val="21"/>
               </w:rPr>
-              <w:t>问卷设计：设计</w:t>
             </w:r>
             <w:r>
               <w:rPr>
@@ -1829,15 +1867,13 @@
                 <w:sz w:val="21"/>
                 <w:szCs w:val="21"/>
               </w:rPr>
-              <w:t>7</w:t>
-            </w:r>
-            <w:r>
-              <w:rPr>
-                <w:rFonts w:ascii="Times New Roman" w:eastAsia="宋体" w:hAnsi="Times New Roman"/>
-                <w:sz w:val="21"/>
-                <w:szCs w:val="21"/>
-              </w:rPr>
-              <w:t>点李克特量表问卷并发放，回收</w:t>
+            </w:r>
+            <w:r>
+              <w:rPr>
+                <w:rFonts w:ascii="Times New Roman" w:eastAsia="宋体" w:hAnsi="Times New Roman"/>
+                <w:sz w:val="21"/>
+                <w:szCs w:val="21"/>
+              </w:rPr>
             </w:r>
             <w:r>
               <w:rPr>
@@ -1845,15 +1881,13 @@
                 <w:sz w:val="21"/>
                 <w:szCs w:val="21"/>
               </w:rPr>
-              <w:t>328</w:t>
-            </w:r>
-            <w:r>
-              <w:rPr>
-                <w:rFonts w:ascii="Times New Roman" w:eastAsia="宋体" w:hAnsi="Times New Roman"/>
-                <w:sz w:val="21"/>
-                <w:szCs w:val="21"/>
-              </w:rPr>
-              <w:t>份有效样本，用</w:t>
+            </w:r>
+            <w:r>
+              <w:rPr>
+                <w:rFonts w:ascii="Times New Roman" w:eastAsia="宋体" w:hAnsi="Times New Roman"/>
+                <w:sz w:val="21"/>
+                <w:szCs w:val="21"/>
+              </w:rPr>
             </w:r>
             <w:r>
               <w:rPr>
@@ -1861,15 +1895,13 @@
                 <w:sz w:val="21"/>
                 <w:szCs w:val="21"/>
               </w:rPr>
-              <w:t>SPSS</w:t>
-            </w:r>
-            <w:r>
-              <w:rPr>
-                <w:rFonts w:ascii="Times New Roman" w:eastAsia="宋体" w:hAnsi="Times New Roman"/>
-                <w:sz w:val="21"/>
-                <w:szCs w:val="21"/>
-              </w:rPr>
-              <w:t>和</w:t>
+            </w:r>
+            <w:r>
+              <w:rPr>
+                <w:rFonts w:ascii="Times New Roman" w:eastAsia="宋体" w:hAnsi="Times New Roman"/>
+                <w:sz w:val="21"/>
+                <w:szCs w:val="21"/>
+              </w:rPr>
             </w:r>
             <w:r>
               <w:rPr>
@@ -1877,15 +1909,21 @@
                 <w:sz w:val="21"/>
                 <w:szCs w:val="21"/>
               </w:rPr>
-              <w:t>Python</w:t>
-            </w:r>
-            <w:r>
-              <w:rPr>
-                <w:rFonts w:ascii="Times New Roman" w:eastAsia="宋体" w:hAnsi="Times New Roman"/>
-                <w:sz w:val="21"/>
-                <w:szCs w:val="21"/>
-              </w:rPr>
-              <w:t>完成数据清洗与统计分析</w:t>
+            </w:r>
+            <w:r>
+              <w:rPr>
+                <w:rFonts w:ascii="Times New Roman" w:eastAsia="宋体" w:hAnsi="Times New Roman"/>
+                <w:sz w:val="21"/>
+                <w:szCs w:val="21"/>
+              </w:rPr>
+            </w:r>
+            <w:r>
+              <w:rPr>
+                <w:rFonts w:ascii="Times New Roman" w:hAnsi="Times New Roman" w:eastAsia="宋体"/>
+                <w:b w:val="0"/>
+                <w:sz w:val="21"/>
+              </w:rPr>
+              <w:t>产品设计与开发：为解决个人生活管理分散在多工具的问题，独立设计开发个人AI工作台网页应用，集成记账/饮食/待办/灵感捕捉4大模块，用原生HTML/CSS/JS+Python静态生成器实现，部署到GitHub Pages</w:t>
             </w:r>
           </w:p>
           <w:p>
@@ -1907,7 +1945,14 @@
                 <w:sz w:val="21"/>
                 <w:szCs w:val="21"/>
               </w:rPr>
-              <w:t>因素识别：识别出交互性、个性化、自主性为影响用户体验的核心因素，验证用户智能体验的关键中介作用，输出研究结论与优化建议</w:t>
+            </w:r>
+            <w:r>
+              <w:rPr>
+                <w:rFonts w:ascii="Times New Roman" w:hAnsi="Times New Roman" w:eastAsia="宋体"/>
+                <w:b w:val="0"/>
+                <w:sz w:val="21"/>
+              </w:rPr>
+              <w:t>技术亮点与AI应用：支持手机端PWA可添加到主屏幕，持续学习豆包/Codex等AI工具并应用于开发流程，探索AI在知识管理和效率提升中的应用，体现快速学习和从0到1的执行力</w:t>
             </w:r>
           </w:p>
         </w:tc>
@@ -1983,7 +2028,14 @@
                 <w:sz w:val="21"/>
                 <w:szCs w:val="21"/>
               </w:rPr>
-              <w:t>银行营销数据分析项目</w:t>
+            </w:r>
+            <w:r>
+              <w:rPr>
+                <w:rFonts w:ascii="Times New Roman" w:hAnsi="Times New Roman" w:eastAsia="宋体"/>
+                <w:b/>
+                <w:sz w:val="21"/>
+              </w:rPr>
+              <w:t>企业经营模拟（cesim）</w:t>
             </w:r>
           </w:p>
         </w:tc>
@@ -2016,7 +2068,14 @@
                 <w:sz w:val="21"/>
                 <w:szCs w:val="21"/>
               </w:rPr>
-              <w:t>个人课程项目</w:t>
+            </w:r>
+            <w:r>
+              <w:rPr>
+                <w:rFonts w:ascii="Times New Roman" w:hAnsi="Times New Roman" w:eastAsia="宋体"/>
+                <w:b/>
+                <w:sz w:val="21"/>
+              </w:rPr>
+              <w:t>实验课程项目团队成员</w:t>
             </w:r>
           </w:p>
         </w:tc>
@@ -2049,7 +2108,14 @@
                 <w:sz w:val="21"/>
                 <w:szCs w:val="21"/>
               </w:rPr>
-              <w:t>2026.04-2026.06</w:t>
+            </w:r>
+            <w:r>
+              <w:rPr>
+                <w:rFonts w:ascii="Times New Roman" w:hAnsi="Times New Roman" w:eastAsia="宋体"/>
+                <w:b/>
+                <w:sz w:val="21"/>
+              </w:rPr>
+              <w:t>2025.09—2025.12</w:t>
             </w:r>
           </w:p>
         </w:tc>
@@ -2124,7 +2190,6 @@
                 <w:sz w:val="21"/>
                 <w:szCs w:val="21"/>
               </w:rPr>
-              <w:t>数据处理：基于</w:t>
             </w:r>
             <w:r>
               <w:rPr>
@@ -2132,15 +2197,13 @@
                 <w:sz w:val="21"/>
                 <w:szCs w:val="21"/>
               </w:rPr>
-              <w:t>45211</w:t>
-            </w:r>
-            <w:r>
-              <w:rPr>
-                <w:rFonts w:ascii="Times New Roman" w:eastAsia="宋体" w:hAnsi="Times New Roman"/>
-                <w:sz w:val="21"/>
-                <w:szCs w:val="21"/>
-              </w:rPr>
-              <w:t>条真实营销数据，用</w:t>
+            </w:r>
+            <w:r>
+              <w:rPr>
+                <w:rFonts w:ascii="Times New Roman" w:eastAsia="宋体" w:hAnsi="Times New Roman"/>
+                <w:sz w:val="21"/>
+                <w:szCs w:val="21"/>
+              </w:rPr>
             </w:r>
             <w:r>
               <w:rPr>
@@ -2148,37 +2211,21 @@
                 <w:sz w:val="21"/>
                 <w:szCs w:val="21"/>
               </w:rPr>
-              <w:t>R</w:t>
-            </w:r>
-            <w:r>
-              <w:rPr>
-                <w:rFonts w:ascii="Times New Roman" w:eastAsia="宋体" w:hAnsi="Times New Roman"/>
-                <w:sz w:val="21"/>
-                <w:szCs w:val="21"/>
-              </w:rPr>
-              <w:t>完成数据清洗与多维度分层统计，绘制帕累托图、相关性热力图、转化瀑布图</w:t>
-            </w:r>
-          </w:p>
-          <w:p>
-            <w:pPr>
-              <w:numPr>
-                <w:ilvl w:val="0"/>
-                <w:numId w:val="9"/>
-              </w:numPr>
-              <w:spacing w:line="280" w:lineRule="atLeast"/>
-              <w:rPr>
-                <w:rFonts w:ascii="Times New Roman" w:eastAsia="宋体" w:hAnsi="Times New Roman" w:hint="default"/>
-                <w:sz w:val="21"/>
-                <w:szCs w:val="21"/>
-              </w:rPr>
-            </w:pPr>
-            <w:r>
-              <w:rPr>
-                <w:rFonts w:ascii="Times New Roman" w:eastAsia="宋体" w:hAnsi="Times New Roman"/>
-                <w:sz w:val="21"/>
-                <w:szCs w:val="21"/>
-              </w:rPr>
-              <w:t>洞察输出：通过多维度统计呈现客户群体响应差异，定位营销流失关键环节，独立交付分析报告，具备数据处理与问题洞察能力</w:t>
+            </w:r>
+            <w:r>
+              <w:rPr>
+                <w:rFonts w:ascii="Times New Roman" w:eastAsia="宋体" w:hAnsi="Times New Roman"/>
+                <w:sz w:val="21"/>
+                <w:szCs w:val="21"/>
+              </w:rPr>
+            </w:r>
+            <w:r>
+              <w:rPr>
+                <w:rFonts w:ascii="Times New Roman" w:hAnsi="Times New Roman" w:eastAsia="宋体"/>
+                <w:b w:val="0"/>
+                <w:sz w:val="21"/>
+              </w:rPr>
+              <w:t>经营决策：参与产供销全流程模拟决策，负责供应链计划与库存管理模块，基于市场需求预测制定生产计划与采购策略，与团队协同优化定价、产能、物流策略，理解企业经营全链路与跨部门协同机制</w:t>
             </w:r>
           </w:p>
         </w:tc>
@@ -2222,7 +2269,676 @@
                 <w:b/>
                 <w:szCs w:val="24"/>
               </w:rPr>
+            </w:r>
+            <w:r>
+              <w:rPr>
+                <w:rFonts w:ascii="Times New Roman" w:hAnsi="Times New Roman" w:eastAsia="宋体"/>
+                <w:b/>
+                <w:sz w:val="21"/>
+              </w:rPr>
+            </w:r>
+            <w:r>
+              <w:rPr>
+                <w:rFonts w:ascii="Times New Roman" w:hAnsi="Times New Roman" w:eastAsia="宋体"/>
+                <w:b/>
+                <w:sz w:val="21"/>
+              </w:rPr>
+            </w:r>
+            <w:r>
+              <w:rPr>
+                <w:rFonts w:ascii="Times New Roman" w:hAnsi="Times New Roman" w:eastAsia="宋体"/>
+                <w:b/>
+                <w:sz w:val="21"/>
+              </w:rPr>
+              <w:t>2025.10—2025.12</w:t>
+            </w:r>
+          </w:p>
+        </w:tc>
+      </w:tr>
+      <w:tr>
+        <w:trPr>
+          <w:gridAfter w:val="1"/>
+          <w:wAfter w:w="880" w:type="dxa"/>
+          <w:jc w:val="center"/>
+        </w:trPr>
+        <w:tc>
+          <w:tcPr>
+            <w:tcW w:w="695" w:type="dxa"/>
+            <w:tcBorders>
+              <w:top w:val="nil"/>
+              <w:left w:val="nil"/>
+              <w:bottom w:val="nil"/>
+              <w:right w:val="nil"/>
+            </w:tcBorders>
+            <w:tcMar>
+              <w:top w:w="0" w:type="dxa"/>
+              <w:left w:w="113" w:type="dxa"/>
+              <w:bottom w:w="0" w:type="dxa"/>
+              <w:right w:w="85" w:type="dxa"/>
+            </w:tcMar>
+            <w:vAlign w:val="center"/>
+          </w:tcPr>
+          <w:p>
+            <w:pPr>
+              <w:spacing w:line="280" w:lineRule="atLeast"/>
+              <w:rPr>
+                <w:rFonts w:ascii="Times New Roman" w:hAnsi="Times New Roman" w:hint="default"/>
+                <w:sz w:val="21"/>
+              </w:rPr>
+            </w:pPr>
+          </w:p>
+        </w:tc>
+        <w:tc>
+          <w:tcPr>
+            <w:tcW w:w="10048" w:type="dxa"/>
+            <w:gridSpan w:val="4"/>
+            <w:tcBorders>
+              <w:top w:val="nil"/>
+              <w:left w:val="nil"/>
+              <w:bottom w:val="nil"/>
+              <w:right w:val="nil"/>
+            </w:tcBorders>
+            <w:tcMar>
+              <w:top w:w="0" w:type="dxa"/>
+              <w:left w:w="85" w:type="dxa"/>
+              <w:bottom w:w="0" w:type="dxa"/>
+              <w:right w:w="85" w:type="dxa"/>
+            </w:tcMar>
+            <w:vAlign w:val="center"/>
+          </w:tcPr>
+          <w:p>
+            <w:pPr>
+              <w:numPr>
+                <w:ilvl w:val="0"/>
+                <w:numId w:val="9"/>
+              </w:numPr>
+              <w:spacing w:line="280" w:lineRule="atLeast"/>
+              <w:rPr>
+                <w:rFonts w:ascii="Times New Roman" w:eastAsia="宋体" w:hAnsi="Times New Roman" w:hint="default"/>
+                <w:sz w:val="21"/>
+                <w:szCs w:val="21"/>
+              </w:rPr>
+            </w:pPr>
+            <w:r>
+              <w:rPr>
+                <w:rFonts w:ascii="Times New Roman" w:eastAsia="宋体" w:hAnsi="Times New Roman"/>
+                <w:sz w:val="21"/>
+                <w:szCs w:val="21"/>
+              </w:rPr>
+            </w:r>
+            <w:r>
+              <w:rPr>
+                <w:rFonts w:ascii="Times New Roman" w:eastAsia="宋体" w:hAnsi="Times New Roman" w:hint="default"/>
+                <w:sz w:val="21"/>
+                <w:szCs w:val="21"/>
+              </w:rPr>
+            </w:r>
+            <w:r>
+              <w:rPr>
+                <w:rFonts w:ascii="Times New Roman" w:eastAsia="宋体" w:hAnsi="Times New Roman"/>
+                <w:sz w:val="21"/>
+                <w:szCs w:val="21"/>
+              </w:rPr>
+            </w:r>
+            <w:r>
+              <w:rPr>
+                <w:rFonts w:ascii="Times New Roman" w:eastAsia="宋体" w:hAnsi="Times New Roman" w:hint="default"/>
+                <w:sz w:val="21"/>
+                <w:szCs w:val="21"/>
+              </w:rPr>
+            </w:r>
+            <w:r>
+              <w:rPr>
+                <w:rFonts w:ascii="Times New Roman" w:eastAsia="宋体" w:hAnsi="Times New Roman"/>
+                <w:sz w:val="21"/>
+                <w:szCs w:val="21"/>
+              </w:rPr>
+            </w:r>
+            <w:r>
+              <w:rPr>
+                <w:rFonts w:ascii="Times New Roman" w:hAnsi="Times New Roman" w:eastAsia="宋体"/>
+                <w:b w:val="0"/>
+                <w:sz w:val="21"/>
+              </w:rPr>
+              <w:t>问卷设计与分析：基于TAM模型设计7点李克特量表问卷，回收328份有效样本，用SPSS和Python完成数据清洗与统计分析，验证交互性、个性化、自主性为影响用户体验的核心因素</w:t>
+            </w:r>
+          </w:p>
+        </w:tc>
+      </w:tr>
+      <w:tr>
+        <w:trPr>
+          <w:gridBefore w:val="2"/>
+          <w:wBefore w:w="879" w:type="dxa"/>
+          <w:jc w:val="center"/>
+        </w:trPr>
+        <w:tc>
+          <w:tcPr>
+            <w:tcW w:w="10744" w:type="dxa"/>
+            <w:gridSpan w:val="4"/>
+            <w:tcBorders>
+              <w:top w:val="nil"/>
+              <w:left w:val="nil"/>
+              <w:bottom w:val="nil"/>
+              <w:right w:val="nil"/>
+            </w:tcBorders>
+            <w:shd w:val="clear" w:color="auto" w:fill="EEEEEE"/>
+            <w:tcMar>
+              <w:top w:w="0" w:type="dxa"/>
+              <w:left w:w="85" w:type="dxa"/>
+              <w:bottom w:w="0" w:type="dxa"/>
+              <w:right w:w="85" w:type="dxa"/>
+            </w:tcMar>
+            <w:vAlign w:val="center"/>
+          </w:tcPr>
+          <w:p>
+            <w:pPr>
+              <w:spacing w:line="280" w:lineRule="atLeast"/>
+              <w:rPr>
+                <w:rFonts w:ascii="宋体" w:eastAsia="宋体" w:hAnsi="宋体"/>
+                <w:szCs w:val="24"/>
+              </w:rPr>
+            </w:pPr>
+            <w:r>
+              <w:rPr>
+                <w:rFonts w:ascii="宋体" w:eastAsia="宋体" w:hAnsi="宋体"/>
+                <w:b/>
+                <w:szCs w:val="24"/>
+              </w:rPr>
               <w:t>实践经历</w:t>
+            </w:r>
+          </w:p>
+        </w:tc>
+      </w:tr>
+      <w:tr>
+        <w:trPr>
+          <w:gridAfter w:val="1"/>
+          <w:wAfter w:w="880" w:type="dxa"/>
+          <w:jc w:val="center"/>
+        </w:trPr>
+        <w:tc>
+          <w:tcPr>
+            <w:tcW w:w="695" w:type="dxa"/>
+            <w:tcBorders>
+              <w:top w:val="nil"/>
+              <w:left w:val="nil"/>
+              <w:bottom w:val="nil"/>
+              <w:right w:val="nil"/>
+            </w:tcBorders>
+            <w:tcMar>
+              <w:top w:w="0" w:type="dxa"/>
+              <w:left w:w="113" w:type="dxa"/>
+              <w:bottom w:w="0" w:type="dxa"/>
+              <w:right w:w="85" w:type="dxa"/>
+            </w:tcMar>
+            <w:vAlign w:val="center"/>
+          </w:tcPr>
+          <w:p>
+            <w:pPr>
+              <w:spacing w:line="280" w:lineRule="atLeast"/>
+              <w:rPr>
+                <w:rFonts w:ascii="Times New Roman" w:hAnsi="Times New Roman" w:hint="default"/>
+                <w:sz w:val="21"/>
+              </w:rPr>
+            </w:pPr>
+          </w:p>
+        </w:tc>
+        <w:tc>
+          <w:tcPr>
+            <w:tcW w:w="10048" w:type="dxa"/>
+            <w:gridSpan w:val="4"/>
+            <w:tcBorders>
+              <w:top w:val="nil"/>
+              <w:left w:val="nil"/>
+              <w:bottom w:val="nil"/>
+              <w:right w:val="nil"/>
+            </w:tcBorders>
+            <w:tcMar>
+              <w:top w:w="0" w:type="dxa"/>
+              <w:left w:w="85" w:type="dxa"/>
+              <w:bottom w:w="0" w:type="dxa"/>
+              <w:right w:w="85" w:type="dxa"/>
+            </w:tcMar>
+            <w:vAlign w:val="center"/>
+          </w:tcPr>
+          <w:p>
+            <w:pPr>
+              <w:numPr>
+                <w:ilvl w:val="0"/>
+                <w:numId w:val="9"/>
+              </w:numPr>
+              <w:spacing w:line="280" w:lineRule="atLeast"/>
+              <w:rPr>
+                <w:rFonts w:ascii="Times New Roman" w:eastAsia="宋体" w:hAnsi="Times New Roman" w:hint="default"/>
+                <w:sz w:val="21"/>
+                <w:szCs w:val="21"/>
+              </w:rPr>
+            </w:pPr>
+            <w:r>
+              <w:rPr>
+                <w:rFonts w:ascii="Times New Roman" w:eastAsia="宋体" w:hAnsi="Times New Roman"/>
+                <w:sz w:val="21"/>
+                <w:szCs w:val="21"/>
+              </w:rPr>
+            </w:r>
+            <w:r>
+              <w:rPr>
+                <w:rFonts w:ascii="Times New Roman" w:eastAsia="宋体" w:hAnsi="Times New Roman" w:hint="default"/>
+                <w:sz w:val="21"/>
+                <w:szCs w:val="21"/>
+              </w:rPr>
+            </w:r>
+            <w:r>
+              <w:rPr>
+                <w:rFonts w:ascii="Times New Roman" w:eastAsia="宋体" w:hAnsi="Times New Roman"/>
+                <w:sz w:val="21"/>
+                <w:szCs w:val="21"/>
+              </w:rPr>
+            </w:r>
+            <w:r>
+              <w:rPr>
+                <w:rFonts w:ascii="Times New Roman" w:eastAsia="宋体" w:hAnsi="Times New Roman" w:hint="default"/>
+                <w:sz w:val="21"/>
+                <w:szCs w:val="21"/>
+              </w:rPr>
+            </w:r>
+            <w:r>
+              <w:rPr>
+                <w:rFonts w:ascii="Times New Roman" w:eastAsia="宋体" w:hAnsi="Times New Roman"/>
+                <w:sz w:val="21"/>
+                <w:szCs w:val="21"/>
+              </w:rPr>
+            </w:r>
+            <w:r>
+              <w:rPr>
+                <w:rFonts w:ascii="Times New Roman" w:hAnsi="Times New Roman" w:eastAsia="宋体"/>
+                <w:b w:val="0"/>
+                <w:sz w:val="21"/>
+              </w:rPr>
+            </w:r>
+            <w:r>
+              <w:rPr>
+                <w:rFonts w:ascii="Times New Roman" w:hAnsi="Times New Roman" w:eastAsia="宋体"/>
+                <w:b/>
+                <w:sz w:val="21"/>
+              </w:rPr>
+            </w:r>
+            <w:r>
+              <w:rPr>
+                <w:rFonts w:ascii="Times New Roman" w:hAnsi="Times New Roman" w:eastAsia="宋体"/>
+                <w:b/>
+                <w:sz w:val="21"/>
+              </w:rPr>
+            </w:r>
+            <w:r>
+              <w:rPr>
+                <w:rFonts w:ascii="Times New Roman" w:hAnsi="Times New Roman" w:eastAsia="宋体"/>
+                <w:b/>
+                <w:sz w:val="21"/>
+              </w:rPr>
+              <w:t>2026.04—2026.07</w:t>
+            </w:r>
+          </w:p>
+        </w:tc>
+      </w:tr>
+      <w:tr>
+        <w:trPr>
+          <w:gridBefore w:val="2"/>
+          <w:wBefore w:w="879" w:type="dxa"/>
+          <w:jc w:val="center"/>
+        </w:trPr>
+        <w:tc>
+          <w:tcPr>
+            <w:tcW w:w="10744" w:type="dxa"/>
+            <w:gridSpan w:val="4"/>
+            <w:tcBorders>
+              <w:top w:val="nil"/>
+              <w:left w:val="nil"/>
+              <w:bottom w:val="nil"/>
+              <w:right w:val="nil"/>
+            </w:tcBorders>
+            <w:shd w:val="clear" w:color="auto" w:fill="EEEEEE"/>
+            <w:tcMar>
+              <w:top w:w="0" w:type="dxa"/>
+              <w:left w:w="85" w:type="dxa"/>
+              <w:bottom w:w="0" w:type="dxa"/>
+              <w:right w:w="85" w:type="dxa"/>
+            </w:tcMar>
+            <w:vAlign w:val="center"/>
+          </w:tcPr>
+          <w:p>
+            <w:pPr>
+              <w:spacing w:line="280" w:lineRule="atLeast"/>
+              <w:rPr>
+                <w:rFonts w:ascii="宋体" w:eastAsia="宋体" w:hAnsi="宋体"/>
+                <w:szCs w:val="24"/>
+              </w:rPr>
+            </w:pPr>
+            <w:r>
+              <w:rPr>
+                <w:rFonts w:ascii="宋体" w:eastAsia="宋体" w:hAnsi="宋体"/>
+                <w:b/>
+                <w:szCs w:val="24"/>
+              </w:rPr>
+            </w:r>
+            <w:r>
+              <w:rPr>
+                <w:rFonts w:ascii="Times New Roman" w:hAnsi="Times New Roman" w:eastAsia="宋体"/>
+                <w:b w:val="0"/>
+                <w:sz w:val="21"/>
+              </w:rPr>
+              <w:t>材料统筹：统筹200+份学员申报材料的收集、核对与提交全流程，用Excel搭建分类电子台账，建立"录入-核对-提交"三级校验机制，实现零差错交付</w:t>
+            </w:r>
+          </w:p>
+          <w:p>
+            <w:r>
+              <w:rPr>
+                <w:rFonts w:ascii="Times New Roman" w:hAnsi="Times New Roman" w:eastAsia="宋体"/>
+                <w:b w:val="0"/>
+                <w:sz w:val="21"/>
+              </w:rPr>
+              <w:t>流程优化：对接各部门同步项目推进进度，梳理并标准化资料审核与报批流程，建立可检索的文档归档体系</w:t>
+            </w:r>
+          </w:p>
+        </w:tc>
+      </w:tr>
+      <w:tr>
+        <w:trPr>
+          <w:gridAfter w:val="1"/>
+          <w:wAfter w:w="880" w:type="dxa"/>
+          <w:jc w:val="center"/>
+        </w:trPr>
+        <w:tc>
+          <w:tcPr>
+            <w:tcW w:w="695" w:type="dxa"/>
+            <w:tcBorders>
+              <w:top w:val="nil"/>
+              <w:left w:val="nil"/>
+              <w:bottom w:val="nil"/>
+              <w:right w:val="nil"/>
+            </w:tcBorders>
+            <w:tcMar>
+              <w:top w:w="0" w:type="dxa"/>
+              <w:left w:w="113" w:type="dxa"/>
+              <w:bottom w:w="0" w:type="dxa"/>
+              <w:right w:w="85" w:type="dxa"/>
+            </w:tcMar>
+            <w:vAlign w:val="center"/>
+          </w:tcPr>
+          <w:p>
+            <w:pPr>
+              <w:spacing w:line="280" w:lineRule="atLeast"/>
+              <w:rPr>
+                <w:rFonts w:ascii="Times New Roman" w:hAnsi="Times New Roman" w:hint="default"/>
+                <w:sz w:val="21"/>
+              </w:rPr>
+            </w:pPr>
+          </w:p>
+        </w:tc>
+        <w:tc>
+          <w:tcPr>
+            <w:tcW w:w="10048" w:type="dxa"/>
+            <w:gridSpan w:val="4"/>
+            <w:tcBorders>
+              <w:top w:val="nil"/>
+              <w:left w:val="nil"/>
+              <w:bottom w:val="nil"/>
+              <w:right w:val="nil"/>
+            </w:tcBorders>
+            <w:tcMar>
+              <w:top w:w="0" w:type="dxa"/>
+              <w:left w:w="85" w:type="dxa"/>
+              <w:bottom w:w="0" w:type="dxa"/>
+              <w:right w:w="85" w:type="dxa"/>
+            </w:tcMar>
+            <w:vAlign w:val="center"/>
+          </w:tcPr>
+          <w:p>
+            <w:pPr>
+              <w:numPr>
+                <w:ilvl w:val="0"/>
+                <w:numId w:val="9"/>
+              </w:numPr>
+              <w:spacing w:line="280" w:lineRule="atLeast"/>
+              <w:rPr>
+                <w:rFonts w:ascii="Times New Roman" w:eastAsia="宋体" w:hAnsi="Times New Roman" w:hint="default"/>
+                <w:sz w:val="21"/>
+                <w:szCs w:val="21"/>
+              </w:rPr>
+            </w:pPr>
+            <w:r>
+              <w:rPr>
+                <w:rFonts w:ascii="Times New Roman" w:eastAsia="宋体" w:hAnsi="Times New Roman"/>
+                <w:sz w:val="21"/>
+                <w:szCs w:val="21"/>
+              </w:rPr>
+            </w:r>
+            <w:r>
+              <w:rPr>
+                <w:rFonts w:ascii="Times New Roman" w:eastAsia="宋体" w:hAnsi="Times New Roman" w:hint="default"/>
+                <w:sz w:val="21"/>
+                <w:szCs w:val="21"/>
+              </w:rPr>
+            </w:r>
+            <w:r>
+              <w:rPr>
+                <w:rFonts w:ascii="Times New Roman" w:eastAsia="宋体" w:hAnsi="Times New Roman"/>
+                <w:sz w:val="21"/>
+                <w:szCs w:val="21"/>
+              </w:rPr>
+            </w:r>
+            <w:r>
+              <w:rPr>
+                <w:rFonts w:ascii="Times New Roman" w:eastAsia="宋体" w:hAnsi="Times New Roman" w:hint="default"/>
+                <w:sz w:val="21"/>
+                <w:szCs w:val="21"/>
+              </w:rPr>
+            </w:r>
+            <w:r>
+              <w:rPr>
+                <w:rFonts w:ascii="Times New Roman" w:eastAsia="宋体" w:hAnsi="Times New Roman"/>
+                <w:sz w:val="21"/>
+                <w:szCs w:val="21"/>
+              </w:rPr>
+            </w:r>
+            <w:r>
+              <w:rPr>
+                <w:rFonts w:ascii="Times New Roman" w:hAnsi="Times New Roman" w:eastAsia="宋体"/>
+                <w:b w:val="0"/>
+                <w:sz w:val="21"/>
+              </w:rPr>
+            </w:r>
+            <w:r>
+              <w:rPr>
+                <w:rFonts w:ascii="Times New Roman" w:hAnsi="Times New Roman" w:eastAsia="宋体"/>
+                <w:b/>
+                <w:sz w:val="21"/>
+              </w:rPr>
+            </w:r>
+            <w:r>
+              <w:rPr>
+                <w:rFonts w:ascii="Times New Roman" w:hAnsi="Times New Roman" w:eastAsia="宋体"/>
+                <w:b/>
+                <w:sz w:val="21"/>
+              </w:rPr>
+            </w:r>
+            <w:r>
+              <w:rPr>
+                <w:rFonts w:ascii="Times New Roman" w:hAnsi="Times New Roman" w:eastAsia="宋体"/>
+                <w:b/>
+                <w:sz w:val="21"/>
+              </w:rPr>
+              <w:t>2023.07—2023.09</w:t>
+            </w:r>
+          </w:p>
+        </w:tc>
+      </w:tr>
+      <w:tr>
+        <w:trPr>
+          <w:gridBefore w:val="2"/>
+          <w:wBefore w:w="879" w:type="dxa"/>
+          <w:jc w:val="center"/>
+        </w:trPr>
+        <w:tc>
+          <w:tcPr>
+            <w:tcW w:w="10744" w:type="dxa"/>
+            <w:gridSpan w:val="4"/>
+            <w:tcBorders>
+              <w:top w:val="nil"/>
+              <w:left w:val="nil"/>
+              <w:bottom w:val="nil"/>
+              <w:right w:val="nil"/>
+            </w:tcBorders>
+            <w:shd w:val="clear" w:color="auto" w:fill="EEEEEE"/>
+            <w:tcMar>
+              <w:top w:w="0" w:type="dxa"/>
+              <w:left w:w="85" w:type="dxa"/>
+              <w:bottom w:w="0" w:type="dxa"/>
+              <w:right w:w="85" w:type="dxa"/>
+            </w:tcMar>
+            <w:vAlign w:val="center"/>
+          </w:tcPr>
+          <w:p>
+            <w:pPr>
+              <w:spacing w:line="280" w:lineRule="atLeast"/>
+              <w:rPr>
+                <w:rFonts w:ascii="宋体" w:eastAsia="宋体" w:hAnsi="宋体"/>
+                <w:szCs w:val="24"/>
+              </w:rPr>
+            </w:pPr>
+            <w:r>
+              <w:rPr>
+                <w:rFonts w:ascii="宋体" w:eastAsia="宋体" w:hAnsi="宋体"/>
+                <w:b/>
+                <w:szCs w:val="24"/>
+              </w:rPr>
+            </w:r>
+            <w:r>
+              <w:rPr>
+                <w:rFonts w:ascii="Times New Roman" w:hAnsi="Times New Roman" w:eastAsia="宋体"/>
+                <w:b w:val="0"/>
+                <w:sz w:val="21"/>
+              </w:rPr>
+              <w:t>库存管理：负责门店数十种原辅料的日常盘点与效期管理，核对交接班出入库单据，保持库存账实一致</w:t>
+            </w:r>
+          </w:p>
+          <w:p>
+            <w:r>
+              <w:rPr>
+                <w:rFonts w:ascii="Times New Roman" w:hAnsi="Times New Roman" w:eastAsia="宋体"/>
+                <w:b w:val="0"/>
+                <w:sz w:val="21"/>
+              </w:rPr>
+              <w:t>需求准备：根据销售消耗规律提醒仓库解冻备货，降低物料损耗与缺货风险，具备一线执行与团队协作经验</w:t>
+            </w:r>
+          </w:p>
+        </w:tc>
+      </w:tr>
+      <w:tr>
+        <w:trPr>
+          <w:gridAfter w:val="1"/>
+          <w:wAfter w:w="880" w:type="dxa"/>
+          <w:jc w:val="center"/>
+        </w:trPr>
+        <w:tc>
+          <w:tcPr>
+            <w:tcW w:w="695" w:type="dxa"/>
+            <w:tcBorders>
+              <w:top w:val="nil"/>
+              <w:left w:val="nil"/>
+              <w:bottom w:val="nil"/>
+              <w:right w:val="nil"/>
+            </w:tcBorders>
+            <w:tcMar>
+              <w:top w:w="0" w:type="dxa"/>
+              <w:left w:w="113" w:type="dxa"/>
+              <w:bottom w:w="0" w:type="dxa"/>
+              <w:right w:w="85" w:type="dxa"/>
+            </w:tcMar>
+            <w:vAlign w:val="center"/>
+          </w:tcPr>
+          <w:p>
+            <w:pPr>
+              <w:spacing w:line="280" w:lineRule="atLeast"/>
+              <w:rPr>
+                <w:rFonts w:ascii="Times New Roman" w:hAnsi="Times New Roman" w:hint="default"/>
+                <w:sz w:val="21"/>
+              </w:rPr>
+            </w:pPr>
+          </w:p>
+        </w:tc>
+        <w:tc>
+          <w:tcPr>
+            <w:tcW w:w="10048" w:type="dxa"/>
+            <w:gridSpan w:val="4"/>
+            <w:tcBorders>
+              <w:top w:val="nil"/>
+              <w:left w:val="nil"/>
+              <w:bottom w:val="nil"/>
+              <w:right w:val="nil"/>
+            </w:tcBorders>
+            <w:tcMar>
+              <w:top w:w="0" w:type="dxa"/>
+              <w:left w:w="85" w:type="dxa"/>
+              <w:bottom w:w="0" w:type="dxa"/>
+              <w:right w:w="85" w:type="dxa"/>
+            </w:tcMar>
+            <w:vAlign w:val="center"/>
+          </w:tcPr>
+          <w:p>
+            <w:pPr>
+              <w:numPr>
+                <w:ilvl w:val="0"/>
+                <w:numId w:val="9"/>
+              </w:numPr>
+              <w:spacing w:line="280" w:lineRule="atLeast"/>
+              <w:rPr>
+                <w:rFonts w:ascii="Times New Roman" w:eastAsia="宋体" w:hAnsi="Times New Roman" w:hint="default"/>
+                <w:sz w:val="21"/>
+                <w:szCs w:val="21"/>
+              </w:rPr>
+            </w:pPr>
+            <w:r>
+              <w:rPr>
+                <w:rFonts w:ascii="Times New Roman" w:eastAsia="宋体" w:hAnsi="Times New Roman"/>
+                <w:sz w:val="21"/>
+                <w:szCs w:val="21"/>
+              </w:rPr>
+            </w:r>
+            <w:r>
+              <w:rPr>
+                <w:rFonts w:ascii="Times New Roman" w:eastAsia="宋体" w:hAnsi="Times New Roman" w:hint="default"/>
+                <w:sz w:val="21"/>
+                <w:szCs w:val="21"/>
+              </w:rPr>
+            </w:r>
+            <w:r>
+              <w:rPr>
+                <w:rFonts w:ascii="Times New Roman" w:eastAsia="宋体" w:hAnsi="Times New Roman"/>
+                <w:sz w:val="21"/>
+                <w:szCs w:val="21"/>
+              </w:rPr>
+            </w:r>
+            <w:r>
+              <w:rPr>
+                <w:rFonts w:ascii="Times New Roman" w:eastAsia="宋体" w:hAnsi="Times New Roman" w:hint="default"/>
+                <w:sz w:val="21"/>
+                <w:szCs w:val="21"/>
+              </w:rPr>
+            </w:r>
+            <w:r>
+              <w:rPr>
+                <w:rFonts w:ascii="Times New Roman" w:eastAsia="宋体" w:hAnsi="Times New Roman"/>
+                <w:sz w:val="21"/>
+                <w:szCs w:val="21"/>
+              </w:rPr>
+            </w:r>
+            <w:r>
+              <w:rPr>
+                <w:rFonts w:ascii="Times New Roman" w:hAnsi="Times New Roman" w:eastAsia="宋体"/>
+                <w:b w:val="0"/>
+                <w:sz w:val="21"/>
+              </w:rPr>
+              <w:t>问卷设计与分析：基于TAM模型设计7点李克特量表问卷，回收328份有效样本，用SPSS和Python完成数据清洗与统计分析，验证交互性、个性化、自主性为影响用户体验的核心因素</w:t>
             </w:r>
           </w:p>
         </w:tc>
@@ -2985,6 +3701,13 @@
                 <w:bCs/>
                 <w:sz w:val="21"/>
               </w:rPr>
+            </w:r>
+            <w:r>
+              <w:rPr>
+                <w:rFonts w:ascii="Times New Roman" w:hAnsi="Times New Roman" w:eastAsia="宋体"/>
+                <w:b/>
+                <w:sz w:val="21"/>
+              </w:rPr>
               <w:t>山东大学管理学院宣传部</w:t>
             </w:r>
           </w:p>
@@ -3012,6 +3735,13 @@
                 <w:bCs/>
                 <w:sz w:val="21"/>
               </w:rPr>
+            </w:r>
+            <w:r>
+              <w:rPr>
+                <w:rFonts w:ascii="Times New Roman" w:hAnsi="Times New Roman" w:eastAsia="宋体"/>
+                <w:b/>
+                <w:sz w:val="21"/>
+              </w:rPr>
               <w:t>干事</w:t>
             </w:r>
           </w:p>
@@ -3039,7 +3769,14 @@
                 <w:bCs/>
                 <w:sz w:val="21"/>
               </w:rPr>
-              <w:t>2024.09 - 2025.06</w:t>
+            </w:r>
+            <w:r>
+              <w:rPr>
+                <w:rFonts w:ascii="Times New Roman" w:hAnsi="Times New Roman" w:eastAsia="宋体"/>
+                <w:b/>
+                <w:sz w:val="21"/>
+              </w:rPr>
+              <w:t>2024.09—2025.06</w:t>
             </w:r>
           </w:p>
         </w:tc>
@@ -3104,51 +3841,14 @@
                 <w:sz w:val="21"/>
                 <w:szCs w:val="21"/>
               </w:rPr>
+            </w:r>
+            <w:r>
+              <w:rPr>
+                <w:rFonts w:ascii="Times New Roman" w:hAnsi="Times New Roman" w:eastAsia="宋体"/>
+                <w:b w:val="0"/>
+                <w:sz w:val="21"/>
+              </w:rPr>
               <w:t>物资统筹：统筹院级活动物资申领、出入库登记与台账记录，按需调度物料，保障活动后勤落地</w:t>
-            </w:r>
-          </w:p>
-          <w:p>
-            <w:pPr>
-              <w:numPr>
-                <w:ilvl w:val="0"/>
-                <w:numId w:val="15"/>
-              </w:numPr>
-              <w:spacing w:line="280" w:lineRule="atLeast"/>
-              <w:rPr>
-                <w:rFonts w:ascii="Times New Roman" w:eastAsia="宋体" w:hAnsi="Times New Roman" w:hint="default"/>
-                <w:sz w:val="21"/>
-                <w:szCs w:val="21"/>
-              </w:rPr>
-            </w:pPr>
-            <w:r>
-              <w:rPr>
-                <w:rFonts w:ascii="Times New Roman" w:eastAsia="宋体" w:hAnsi="Times New Roman"/>
-                <w:sz w:val="21"/>
-                <w:szCs w:val="21"/>
-              </w:rPr>
-              <w:t>会务支持：完成活动会务支持，包括通知下发、现场秩序维护、物料布置等</w:t>
-            </w:r>
-          </w:p>
-          <w:p>
-            <w:pPr>
-              <w:numPr>
-                <w:ilvl w:val="0"/>
-                <w:numId w:val="15"/>
-              </w:numPr>
-              <w:spacing w:line="280" w:lineRule="atLeast"/>
-              <w:rPr>
-                <w:rFonts w:ascii="Times New Roman" w:eastAsia="宋体" w:hAnsi="Times New Roman" w:hint="default"/>
-                <w:sz w:val="21"/>
-                <w:szCs w:val="21"/>
-              </w:rPr>
-            </w:pPr>
-            <w:r>
-              <w:rPr>
-                <w:rFonts w:ascii="Times New Roman" w:eastAsia="宋体" w:hAnsi="Times New Roman"/>
-                <w:sz w:val="21"/>
-                <w:szCs w:val="21"/>
-              </w:rPr>
-              <w:t>文案宣传：撰写活动宣传文案，整理活动存档资料，对接全院师生协调相关需求</w:t>
             </w:r>
           </w:p>
         </w:tc>

--- a/docs/files/f4_文雪_山东大学_京东_物流方向管理培训生（TET）.docx
+++ b/docs/files/f4_文雪_山东大学_京东_物流方向管理培训生（TET）.docx
@@ -1305,14 +1305,7 @@
                 <w:sz w:val="21"/>
                 <w:szCs w:val="21"/>
               </w:rPr>
-            </w:r>
-            <w:r>
-              <w:rPr>
-                <w:rFonts w:ascii="Times New Roman" w:hAnsi="Times New Roman" w:eastAsia="宋体"/>
-                <w:b/>
-                <w:sz w:val="21"/>
-              </w:rPr>
-              <w:t>社区团购末端网络优化</w:t>
+              <w:t>社区团购运营优化研究</w:t>
             </w:r>
           </w:p>
         </w:tc>
@@ -1345,13 +1338,6 @@
                 <w:sz w:val="21"/>
                 <w:szCs w:val="21"/>
               </w:rPr>
-            </w:r>
-            <w:r>
-              <w:rPr>
-                <w:rFonts w:ascii="Times New Roman" w:hAnsi="Times New Roman" w:eastAsia="宋体"/>
-                <w:b/>
-                <w:sz w:val="21"/>
-              </w:rPr>
               <w:t>个人课程项目</w:t>
             </w:r>
           </w:p>
@@ -1385,14 +1371,7 @@
                 <w:sz w:val="21"/>
                 <w:szCs w:val="21"/>
               </w:rPr>
-            </w:r>
-            <w:r>
-              <w:rPr>
-                <w:rFonts w:ascii="Times New Roman" w:hAnsi="Times New Roman" w:eastAsia="宋体"/>
-                <w:b/>
-                <w:sz w:val="21"/>
-              </w:rPr>
-              <w:t>2026.03—2026.06</w:t>
+              <w:t>2026.03-2026.06</w:t>
             </w:r>
           </w:p>
         </w:tc>
@@ -1467,6 +1446,7 @@
                 <w:sz w:val="21"/>
                 <w:szCs w:val="21"/>
               </w:rPr>
+              <w:t>问题定义与方案设计：针对社区团购末端配送效率低、老年群体服务覆盖不足的问题，基于</w:t>
             </w:r>
             <w:r>
               <w:rPr>
@@ -1474,13 +1454,15 @@
                 <w:sz w:val="21"/>
                 <w:szCs w:val="21"/>
               </w:rPr>
-            </w:r>
-            <w:r>
-              <w:rPr>
-                <w:rFonts w:ascii="Times New Roman" w:eastAsia="宋体" w:hAnsi="Times New Roman"/>
-                <w:sz w:val="21"/>
-                <w:szCs w:val="21"/>
-              </w:rPr>
+              <w:t>15</w:t>
+            </w:r>
+            <w:r>
+              <w:rPr>
+                <w:rFonts w:ascii="Times New Roman" w:eastAsia="宋体" w:hAnsi="Times New Roman"/>
+                <w:sz w:val="21"/>
+                <w:szCs w:val="21"/>
+              </w:rPr>
+              <w:t>个候选点位、日均</w:t>
             </w:r>
             <w:r>
               <w:rPr>
@@ -1488,20 +1470,23 @@
                 <w:sz w:val="21"/>
                 <w:szCs w:val="21"/>
               </w:rPr>
-            </w:r>
-            <w:r>
-              <w:rPr>
-                <w:rFonts w:ascii="Times New Roman" w:eastAsia="宋体" w:hAnsi="Times New Roman"/>
-                <w:sz w:val="21"/>
-                <w:szCs w:val="21"/>
-              </w:rPr>
-            </w:r>
-            <w:r>
-              <w:rPr>
-                <w:rFonts w:ascii="Times New Roman" w:eastAsia="宋体" w:hAnsi="Times New Roman"/>
-                <w:sz w:val="21"/>
-                <w:szCs w:val="21"/>
-              </w:rPr>
+              <w:t>345</w:t>
+            </w:r>
+            <w:r>
+              <w:rPr>
+                <w:rFonts w:ascii="Times New Roman" w:eastAsia="宋体" w:hAnsi="Times New Roman"/>
+                <w:sz w:val="21"/>
+                <w:szCs w:val="21"/>
+              </w:rPr>
+              <w:t>单真实数据，设计</w:t>
+            </w:r>
+            <w:r>
+              <w:rPr>
+                <w:rFonts w:ascii="Times New Roman" w:eastAsia="宋体" w:hAnsi="Times New Roman"/>
+                <w:sz w:val="21"/>
+                <w:szCs w:val="21"/>
+              </w:rPr>
+              <w:t>“</w:t>
             </w:r>
             <w:r>
               <w:rPr>
@@ -1509,13 +1494,15 @@
                 <w:sz w:val="21"/>
                 <w:szCs w:val="21"/>
               </w:rPr>
-            </w:r>
-            <w:r>
-              <w:rPr>
-                <w:rFonts w:ascii="Times New Roman" w:eastAsia="宋体" w:hAnsi="Times New Roman"/>
-                <w:sz w:val="21"/>
-                <w:szCs w:val="21"/>
-              </w:rPr>
+              <w:t>2</w:t>
+            </w:r>
+            <w:r>
+              <w:rPr>
+                <w:rFonts w:ascii="Times New Roman" w:eastAsia="宋体" w:hAnsi="Times New Roman"/>
+                <w:sz w:val="21"/>
+                <w:szCs w:val="21"/>
+              </w:rPr>
+              <w:t>核心点</w:t>
             </w:r>
             <w:r>
               <w:rPr>
@@ -1523,35 +1510,31 @@
                 <w:sz w:val="21"/>
                 <w:szCs w:val="21"/>
               </w:rPr>
-            </w:r>
-            <w:r>
-              <w:rPr>
-                <w:rFonts w:ascii="Times New Roman" w:eastAsia="宋体" w:hAnsi="Times New Roman"/>
-                <w:sz w:val="21"/>
-                <w:szCs w:val="21"/>
-              </w:rPr>
-            </w:r>
-            <w:r>
-              <w:rPr>
-                <w:rFonts w:ascii="Times New Roman" w:eastAsia="宋体" w:hAnsi="Times New Roman"/>
-                <w:sz w:val="21"/>
-                <w:szCs w:val="21"/>
-              </w:rPr>
-            </w:r>
-            <w:r>
-              <w:rPr>
-                <w:rFonts w:ascii="Times New Roman" w:eastAsia="宋体" w:hAnsi="Times New Roman"/>
-                <w:sz w:val="21"/>
-                <w:szCs w:val="21"/>
-              </w:rPr>
-            </w:r>
-            <w:r>
-              <w:rPr>
-                <w:rFonts w:ascii="Times New Roman" w:hAnsi="Times New Roman" w:eastAsia="宋体"/>
-                <w:b w:val="0"/>
-                <w:sz w:val="21"/>
-              </w:rPr>
-              <w:t>问题定义与方案设计：针对社区团购末端配送效率低、老年群体服务覆盖不足的问题，基于15个候选点位、日均345单真实数据，设计"2核心点+4动态临时点"弹性布局方案</w:t>
+              <w:t>+4</w:t>
+            </w:r>
+            <w:r>
+              <w:rPr>
+                <w:rFonts w:ascii="Times New Roman" w:eastAsia="宋体" w:hAnsi="Times New Roman"/>
+                <w:sz w:val="21"/>
+                <w:szCs w:val="21"/>
+              </w:rPr>
+              <w:t>动态临时点</w:t>
+            </w:r>
+            <w:r>
+              <w:rPr>
+                <w:rFonts w:ascii="Times New Roman" w:eastAsia="宋体" w:hAnsi="Times New Roman"/>
+                <w:sz w:val="21"/>
+                <w:szCs w:val="21"/>
+              </w:rPr>
+              <w:t>”</w:t>
+            </w:r>
+            <w:r>
+              <w:rPr>
+                <w:rFonts w:ascii="Times New Roman" w:eastAsia="宋体" w:hAnsi="Times New Roman"/>
+                <w:sz w:val="21"/>
+                <w:szCs w:val="21"/>
+              </w:rPr>
+              <w:t>弹性布局方案</w:t>
             </w:r>
           </w:p>
           <w:p>
@@ -1573,6 +1556,7 @@
                 <w:sz w:val="21"/>
                 <w:szCs w:val="21"/>
               </w:rPr>
+              <w:t>成果输出：模型测算可降低运营成本</w:t>
             </w:r>
             <w:r>
               <w:rPr>
@@ -1580,13 +1564,15 @@
                 <w:sz w:val="21"/>
                 <w:szCs w:val="21"/>
               </w:rPr>
-            </w:r>
-            <w:r>
-              <w:rPr>
-                <w:rFonts w:ascii="Times New Roman" w:eastAsia="宋体" w:hAnsi="Times New Roman"/>
-                <w:sz w:val="21"/>
-                <w:szCs w:val="21"/>
-              </w:rPr>
+              <w:t>18.7%</w:t>
+            </w:r>
+            <w:r>
+              <w:rPr>
+                <w:rFonts w:ascii="Times New Roman" w:eastAsia="宋体" w:hAnsi="Times New Roman"/>
+                <w:sz w:val="21"/>
+                <w:szCs w:val="21"/>
+              </w:rPr>
+              <w:t>、提升老年服务覆盖率至</w:t>
             </w:r>
             <w:r>
               <w:rPr>
@@ -1594,13 +1580,15 @@
                 <w:sz w:val="21"/>
                 <w:szCs w:val="21"/>
               </w:rPr>
-            </w:r>
-            <w:r>
-              <w:rPr>
-                <w:rFonts w:ascii="Times New Roman" w:eastAsia="宋体" w:hAnsi="Times New Roman"/>
-                <w:sz w:val="21"/>
-                <w:szCs w:val="21"/>
-              </w:rPr>
+              <w:t>87.3%</w:t>
+            </w:r>
+            <w:r>
+              <w:rPr>
+                <w:rFonts w:ascii="Times New Roman" w:eastAsia="宋体" w:hAnsi="Times New Roman"/>
+                <w:sz w:val="21"/>
+                <w:szCs w:val="21"/>
+              </w:rPr>
+              <w:t>、缩短配送时长</w:t>
             </w:r>
             <w:r>
               <w:rPr>
@@ -1608,21 +1596,15 @@
                 <w:sz w:val="21"/>
                 <w:szCs w:val="21"/>
               </w:rPr>
-            </w:r>
-            <w:r>
-              <w:rPr>
-                <w:rFonts w:ascii="Times New Roman" w:eastAsia="宋体" w:hAnsi="Times New Roman"/>
-                <w:sz w:val="21"/>
-                <w:szCs w:val="21"/>
-              </w:rPr>
-            </w:r>
-            <w:r>
-              <w:rPr>
-                <w:rFonts w:ascii="Times New Roman" w:hAnsi="Times New Roman" w:eastAsia="宋体"/>
-                <w:b w:val="0"/>
-                <w:sz w:val="21"/>
-              </w:rPr>
-              <w:t>成果输出：构建选址-路径双层优化模型，用Python求解，测算可降低运营成本18.7%、提升老年服务覆盖率至87.3%、缩短配送时长22.3%</w:t>
+              <w:t>22.3%</w:t>
+            </w:r>
+            <w:r>
+              <w:rPr>
+                <w:rFonts w:ascii="Times New Roman" w:eastAsia="宋体" w:hAnsi="Times New Roman"/>
+                <w:sz w:val="21"/>
+                <w:szCs w:val="21"/>
+              </w:rPr>
+              <w:t>，输出完整研究报告，具备问题分析到方案验证的闭环能力</w:t>
             </w:r>
           </w:p>
         </w:tc>
@@ -1698,14 +1680,7 @@
                 <w:sz w:val="21"/>
                 <w:szCs w:val="21"/>
               </w:rPr>
-            </w:r>
-            <w:r>
-              <w:rPr>
-                <w:rFonts w:ascii="Times New Roman" w:hAnsi="Times New Roman" w:eastAsia="宋体"/>
-                <w:b/>
-                <w:sz w:val="21"/>
-              </w:rPr>
-              <w:t>Weh Atelier个人AI工作台</w:t>
+              <w:t>电商用户调研与分析项目</w:t>
             </w:r>
           </w:p>
         </w:tc>
@@ -1738,14 +1713,7 @@
                 <w:sz w:val="21"/>
                 <w:szCs w:val="21"/>
               </w:rPr>
-            </w:r>
-            <w:r>
-              <w:rPr>
-                <w:rFonts w:ascii="Times New Roman" w:hAnsi="Times New Roman" w:eastAsia="宋体"/>
-                <w:b/>
-                <w:sz w:val="21"/>
-              </w:rPr>
-              <w:t>个人项目</w:t>
+              <w:t>个人课程项目</w:t>
             </w:r>
           </w:p>
         </w:tc>
@@ -1778,14 +1746,7 @@
                 <w:sz w:val="21"/>
                 <w:szCs w:val="21"/>
               </w:rPr>
-            </w:r>
-            <w:r>
-              <w:rPr>
-                <w:rFonts w:ascii="Times New Roman" w:hAnsi="Times New Roman" w:eastAsia="宋体"/>
-                <w:b/>
-                <w:sz w:val="21"/>
-              </w:rPr>
-              <w:t>2026.08—至今</w:t>
+              <w:t>2025.10-2025.12</w:t>
             </w:r>
           </w:p>
         </w:tc>
@@ -1860,6 +1821,7 @@
                 <w:sz w:val="21"/>
                 <w:szCs w:val="21"/>
               </w:rPr>
+              <w:t>问卷设计：设计</w:t>
             </w:r>
             <w:r>
               <w:rPr>
@@ -1867,13 +1829,15 @@
                 <w:sz w:val="21"/>
                 <w:szCs w:val="21"/>
               </w:rPr>
-            </w:r>
-            <w:r>
-              <w:rPr>
-                <w:rFonts w:ascii="Times New Roman" w:eastAsia="宋体" w:hAnsi="Times New Roman"/>
-                <w:sz w:val="21"/>
-                <w:szCs w:val="21"/>
-              </w:rPr>
+              <w:t>7</w:t>
+            </w:r>
+            <w:r>
+              <w:rPr>
+                <w:rFonts w:ascii="Times New Roman" w:eastAsia="宋体" w:hAnsi="Times New Roman"/>
+                <w:sz w:val="21"/>
+                <w:szCs w:val="21"/>
+              </w:rPr>
+              <w:t>点李克特量表问卷并发放，回收</w:t>
             </w:r>
             <w:r>
               <w:rPr>
@@ -1881,13 +1845,15 @@
                 <w:sz w:val="21"/>
                 <w:szCs w:val="21"/>
               </w:rPr>
-            </w:r>
-            <w:r>
-              <w:rPr>
-                <w:rFonts w:ascii="Times New Roman" w:eastAsia="宋体" w:hAnsi="Times New Roman"/>
-                <w:sz w:val="21"/>
-                <w:szCs w:val="21"/>
-              </w:rPr>
+              <w:t>328</w:t>
+            </w:r>
+            <w:r>
+              <w:rPr>
+                <w:rFonts w:ascii="Times New Roman" w:eastAsia="宋体" w:hAnsi="Times New Roman"/>
+                <w:sz w:val="21"/>
+                <w:szCs w:val="21"/>
+              </w:rPr>
+              <w:t>份有效样本，用</w:t>
             </w:r>
             <w:r>
               <w:rPr>
@@ -1895,13 +1861,15 @@
                 <w:sz w:val="21"/>
                 <w:szCs w:val="21"/>
               </w:rPr>
-            </w:r>
-            <w:r>
-              <w:rPr>
-                <w:rFonts w:ascii="Times New Roman" w:eastAsia="宋体" w:hAnsi="Times New Roman"/>
-                <w:sz w:val="21"/>
-                <w:szCs w:val="21"/>
-              </w:rPr>
+              <w:t>SPSS</w:t>
+            </w:r>
+            <w:r>
+              <w:rPr>
+                <w:rFonts w:ascii="Times New Roman" w:eastAsia="宋体" w:hAnsi="Times New Roman"/>
+                <w:sz w:val="21"/>
+                <w:szCs w:val="21"/>
+              </w:rPr>
+              <w:t>和</w:t>
             </w:r>
             <w:r>
               <w:rPr>
@@ -1909,21 +1877,15 @@
                 <w:sz w:val="21"/>
                 <w:szCs w:val="21"/>
               </w:rPr>
-            </w:r>
-            <w:r>
-              <w:rPr>
-                <w:rFonts w:ascii="Times New Roman" w:eastAsia="宋体" w:hAnsi="Times New Roman"/>
-                <w:sz w:val="21"/>
-                <w:szCs w:val="21"/>
-              </w:rPr>
-            </w:r>
-            <w:r>
-              <w:rPr>
-                <w:rFonts w:ascii="Times New Roman" w:hAnsi="Times New Roman" w:eastAsia="宋体"/>
-                <w:b w:val="0"/>
-                <w:sz w:val="21"/>
-              </w:rPr>
-              <w:t>产品设计与开发：为解决个人生活管理分散在多工具的问题，独立设计开发个人AI工作台网页应用，集成记账/饮食/待办/灵感捕捉4大模块，用原生HTML/CSS/JS+Python静态生成器实现，部署到GitHub Pages</w:t>
+              <w:t>Python</w:t>
+            </w:r>
+            <w:r>
+              <w:rPr>
+                <w:rFonts w:ascii="Times New Roman" w:eastAsia="宋体" w:hAnsi="Times New Roman"/>
+                <w:sz w:val="21"/>
+                <w:szCs w:val="21"/>
+              </w:rPr>
+              <w:t>完成数据清洗与统计分析</w:t>
             </w:r>
           </w:p>
           <w:p>
@@ -1945,14 +1907,7 @@
                 <w:sz w:val="21"/>
                 <w:szCs w:val="21"/>
               </w:rPr>
-            </w:r>
-            <w:r>
-              <w:rPr>
-                <w:rFonts w:ascii="Times New Roman" w:hAnsi="Times New Roman" w:eastAsia="宋体"/>
-                <w:b w:val="0"/>
-                <w:sz w:val="21"/>
-              </w:rPr>
-              <w:t>技术亮点与AI应用：支持手机端PWA可添加到主屏幕，持续学习豆包/Codex等AI工具并应用于开发流程，探索AI在知识管理和效率提升中的应用，体现快速学习和从0到1的执行力</w:t>
+              <w:t>因素识别：识别出交互性、个性化、自主性为影响用户体验的核心因素，验证用户智能体验的关键中介作用，输出研究结论与优化建议</w:t>
             </w:r>
           </w:p>
         </w:tc>
@@ -2028,14 +1983,7 @@
                 <w:sz w:val="21"/>
                 <w:szCs w:val="21"/>
               </w:rPr>
-            </w:r>
-            <w:r>
-              <w:rPr>
-                <w:rFonts w:ascii="Times New Roman" w:hAnsi="Times New Roman" w:eastAsia="宋体"/>
-                <w:b/>
-                <w:sz w:val="21"/>
-              </w:rPr>
-              <w:t>企业经营模拟（cesim）</w:t>
+              <w:t>银行营销数据分析项目</w:t>
             </w:r>
           </w:p>
         </w:tc>
@@ -2068,14 +2016,7 @@
                 <w:sz w:val="21"/>
                 <w:szCs w:val="21"/>
               </w:rPr>
-            </w:r>
-            <w:r>
-              <w:rPr>
-                <w:rFonts w:ascii="Times New Roman" w:hAnsi="Times New Roman" w:eastAsia="宋体"/>
-                <w:b/>
-                <w:sz w:val="21"/>
-              </w:rPr>
-              <w:t>实验课程项目团队成员</w:t>
+              <w:t>个人课程项目</w:t>
             </w:r>
           </w:p>
         </w:tc>
@@ -2108,14 +2049,7 @@
                 <w:sz w:val="21"/>
                 <w:szCs w:val="21"/>
               </w:rPr>
-            </w:r>
-            <w:r>
-              <w:rPr>
-                <w:rFonts w:ascii="Times New Roman" w:hAnsi="Times New Roman" w:eastAsia="宋体"/>
-                <w:b/>
-                <w:sz w:val="21"/>
-              </w:rPr>
-              <w:t>2025.09—2025.12</w:t>
+              <w:t>2026.04-2026.06</w:t>
             </w:r>
           </w:p>
         </w:tc>
@@ -2190,6 +2124,7 @@
                 <w:sz w:val="21"/>
                 <w:szCs w:val="21"/>
               </w:rPr>
+              <w:t>数据处理：基于</w:t>
             </w:r>
             <w:r>
               <w:rPr>
@@ -2197,13 +2132,15 @@
                 <w:sz w:val="21"/>
                 <w:szCs w:val="21"/>
               </w:rPr>
-            </w:r>
-            <w:r>
-              <w:rPr>
-                <w:rFonts w:ascii="Times New Roman" w:eastAsia="宋体" w:hAnsi="Times New Roman"/>
-                <w:sz w:val="21"/>
-                <w:szCs w:val="21"/>
-              </w:rPr>
+              <w:t>45211</w:t>
+            </w:r>
+            <w:r>
+              <w:rPr>
+                <w:rFonts w:ascii="Times New Roman" w:eastAsia="宋体" w:hAnsi="Times New Roman"/>
+                <w:sz w:val="21"/>
+                <w:szCs w:val="21"/>
+              </w:rPr>
+              <w:t>条真实营销数据，用</w:t>
             </w:r>
             <w:r>
               <w:rPr>
@@ -2211,21 +2148,37 @@
                 <w:sz w:val="21"/>
                 <w:szCs w:val="21"/>
               </w:rPr>
-            </w:r>
-            <w:r>
-              <w:rPr>
-                <w:rFonts w:ascii="Times New Roman" w:eastAsia="宋体" w:hAnsi="Times New Roman"/>
-                <w:sz w:val="21"/>
-                <w:szCs w:val="21"/>
-              </w:rPr>
-            </w:r>
-            <w:r>
-              <w:rPr>
-                <w:rFonts w:ascii="Times New Roman" w:hAnsi="Times New Roman" w:eastAsia="宋体"/>
-                <w:b w:val="0"/>
-                <w:sz w:val="21"/>
-              </w:rPr>
-              <w:t>经营决策：参与产供销全流程模拟决策，负责供应链计划与库存管理模块，基于市场需求预测制定生产计划与采购策略，与团队协同优化定价、产能、物流策略，理解企业经营全链路与跨部门协同机制</w:t>
+              <w:t>R</w:t>
+            </w:r>
+            <w:r>
+              <w:rPr>
+                <w:rFonts w:ascii="Times New Roman" w:eastAsia="宋体" w:hAnsi="Times New Roman"/>
+                <w:sz w:val="21"/>
+                <w:szCs w:val="21"/>
+              </w:rPr>
+              <w:t>完成数据清洗与多维度分层统计，绘制帕累托图、相关性热力图、转化瀑布图</w:t>
+            </w:r>
+          </w:p>
+          <w:p>
+            <w:pPr>
+              <w:numPr>
+                <w:ilvl w:val="0"/>
+                <w:numId w:val="9"/>
+              </w:numPr>
+              <w:spacing w:line="280" w:lineRule="atLeast"/>
+              <w:rPr>
+                <w:rFonts w:ascii="Times New Roman" w:eastAsia="宋体" w:hAnsi="Times New Roman" w:hint="default"/>
+                <w:sz w:val="21"/>
+                <w:szCs w:val="21"/>
+              </w:rPr>
+            </w:pPr>
+            <w:r>
+              <w:rPr>
+                <w:rFonts w:ascii="Times New Roman" w:eastAsia="宋体" w:hAnsi="Times New Roman"/>
+                <w:sz w:val="21"/>
+                <w:szCs w:val="21"/>
+              </w:rPr>
+              <w:t>洞察输出：通过多维度统计呈现客户群体响应差异，定位营销流失关键环节，独立交付分析报告，具备数据处理与问题洞察能力</w:t>
             </w:r>
           </w:p>
         </w:tc>
@@ -2269,676 +2222,7 @@
                 <w:b/>
                 <w:szCs w:val="24"/>
               </w:rPr>
-            </w:r>
-            <w:r>
-              <w:rPr>
-                <w:rFonts w:ascii="Times New Roman" w:hAnsi="Times New Roman" w:eastAsia="宋体"/>
-                <w:b/>
-                <w:sz w:val="21"/>
-              </w:rPr>
-            </w:r>
-            <w:r>
-              <w:rPr>
-                <w:rFonts w:ascii="Times New Roman" w:hAnsi="Times New Roman" w:eastAsia="宋体"/>
-                <w:b/>
-                <w:sz w:val="21"/>
-              </w:rPr>
-            </w:r>
-            <w:r>
-              <w:rPr>
-                <w:rFonts w:ascii="Times New Roman" w:hAnsi="Times New Roman" w:eastAsia="宋体"/>
-                <w:b/>
-                <w:sz w:val="21"/>
-              </w:rPr>
-              <w:t>2025.10—2025.12</w:t>
-            </w:r>
-          </w:p>
-        </w:tc>
-      </w:tr>
-      <w:tr>
-        <w:trPr>
-          <w:gridAfter w:val="1"/>
-          <w:wAfter w:w="880" w:type="dxa"/>
-          <w:jc w:val="center"/>
-        </w:trPr>
-        <w:tc>
-          <w:tcPr>
-            <w:tcW w:w="695" w:type="dxa"/>
-            <w:tcBorders>
-              <w:top w:val="nil"/>
-              <w:left w:val="nil"/>
-              <w:bottom w:val="nil"/>
-              <w:right w:val="nil"/>
-            </w:tcBorders>
-            <w:tcMar>
-              <w:top w:w="0" w:type="dxa"/>
-              <w:left w:w="113" w:type="dxa"/>
-              <w:bottom w:w="0" w:type="dxa"/>
-              <w:right w:w="85" w:type="dxa"/>
-            </w:tcMar>
-            <w:vAlign w:val="center"/>
-          </w:tcPr>
-          <w:p>
-            <w:pPr>
-              <w:spacing w:line="280" w:lineRule="atLeast"/>
-              <w:rPr>
-                <w:rFonts w:ascii="Times New Roman" w:hAnsi="Times New Roman" w:hint="default"/>
-                <w:sz w:val="21"/>
-              </w:rPr>
-            </w:pPr>
-          </w:p>
-        </w:tc>
-        <w:tc>
-          <w:tcPr>
-            <w:tcW w:w="10048" w:type="dxa"/>
-            <w:gridSpan w:val="4"/>
-            <w:tcBorders>
-              <w:top w:val="nil"/>
-              <w:left w:val="nil"/>
-              <w:bottom w:val="nil"/>
-              <w:right w:val="nil"/>
-            </w:tcBorders>
-            <w:tcMar>
-              <w:top w:w="0" w:type="dxa"/>
-              <w:left w:w="85" w:type="dxa"/>
-              <w:bottom w:w="0" w:type="dxa"/>
-              <w:right w:w="85" w:type="dxa"/>
-            </w:tcMar>
-            <w:vAlign w:val="center"/>
-          </w:tcPr>
-          <w:p>
-            <w:pPr>
-              <w:numPr>
-                <w:ilvl w:val="0"/>
-                <w:numId w:val="9"/>
-              </w:numPr>
-              <w:spacing w:line="280" w:lineRule="atLeast"/>
-              <w:rPr>
-                <w:rFonts w:ascii="Times New Roman" w:eastAsia="宋体" w:hAnsi="Times New Roman" w:hint="default"/>
-                <w:sz w:val="21"/>
-                <w:szCs w:val="21"/>
-              </w:rPr>
-            </w:pPr>
-            <w:r>
-              <w:rPr>
-                <w:rFonts w:ascii="Times New Roman" w:eastAsia="宋体" w:hAnsi="Times New Roman"/>
-                <w:sz w:val="21"/>
-                <w:szCs w:val="21"/>
-              </w:rPr>
-            </w:r>
-            <w:r>
-              <w:rPr>
-                <w:rFonts w:ascii="Times New Roman" w:eastAsia="宋体" w:hAnsi="Times New Roman" w:hint="default"/>
-                <w:sz w:val="21"/>
-                <w:szCs w:val="21"/>
-              </w:rPr>
-            </w:r>
-            <w:r>
-              <w:rPr>
-                <w:rFonts w:ascii="Times New Roman" w:eastAsia="宋体" w:hAnsi="Times New Roman"/>
-                <w:sz w:val="21"/>
-                <w:szCs w:val="21"/>
-              </w:rPr>
-            </w:r>
-            <w:r>
-              <w:rPr>
-                <w:rFonts w:ascii="Times New Roman" w:eastAsia="宋体" w:hAnsi="Times New Roman" w:hint="default"/>
-                <w:sz w:val="21"/>
-                <w:szCs w:val="21"/>
-              </w:rPr>
-            </w:r>
-            <w:r>
-              <w:rPr>
-                <w:rFonts w:ascii="Times New Roman" w:eastAsia="宋体" w:hAnsi="Times New Roman"/>
-                <w:sz w:val="21"/>
-                <w:szCs w:val="21"/>
-              </w:rPr>
-            </w:r>
-            <w:r>
-              <w:rPr>
-                <w:rFonts w:ascii="Times New Roman" w:hAnsi="Times New Roman" w:eastAsia="宋体"/>
-                <w:b w:val="0"/>
-                <w:sz w:val="21"/>
-              </w:rPr>
-              <w:t>问卷设计与分析：基于TAM模型设计7点李克特量表问卷，回收328份有效样本，用SPSS和Python完成数据清洗与统计分析，验证交互性、个性化、自主性为影响用户体验的核心因素</w:t>
-            </w:r>
-          </w:p>
-        </w:tc>
-      </w:tr>
-      <w:tr>
-        <w:trPr>
-          <w:gridBefore w:val="2"/>
-          <w:wBefore w:w="879" w:type="dxa"/>
-          <w:jc w:val="center"/>
-        </w:trPr>
-        <w:tc>
-          <w:tcPr>
-            <w:tcW w:w="10744" w:type="dxa"/>
-            <w:gridSpan w:val="4"/>
-            <w:tcBorders>
-              <w:top w:val="nil"/>
-              <w:left w:val="nil"/>
-              <w:bottom w:val="nil"/>
-              <w:right w:val="nil"/>
-            </w:tcBorders>
-            <w:shd w:val="clear" w:color="auto" w:fill="EEEEEE"/>
-            <w:tcMar>
-              <w:top w:w="0" w:type="dxa"/>
-              <w:left w:w="85" w:type="dxa"/>
-              <w:bottom w:w="0" w:type="dxa"/>
-              <w:right w:w="85" w:type="dxa"/>
-            </w:tcMar>
-            <w:vAlign w:val="center"/>
-          </w:tcPr>
-          <w:p>
-            <w:pPr>
-              <w:spacing w:line="280" w:lineRule="atLeast"/>
-              <w:rPr>
-                <w:rFonts w:ascii="宋体" w:eastAsia="宋体" w:hAnsi="宋体"/>
-                <w:szCs w:val="24"/>
-              </w:rPr>
-            </w:pPr>
-            <w:r>
-              <w:rPr>
-                <w:rFonts w:ascii="宋体" w:eastAsia="宋体" w:hAnsi="宋体"/>
-                <w:b/>
-                <w:szCs w:val="24"/>
-              </w:rPr>
               <w:t>实践经历</w:t>
-            </w:r>
-          </w:p>
-        </w:tc>
-      </w:tr>
-      <w:tr>
-        <w:trPr>
-          <w:gridAfter w:val="1"/>
-          <w:wAfter w:w="880" w:type="dxa"/>
-          <w:jc w:val="center"/>
-        </w:trPr>
-        <w:tc>
-          <w:tcPr>
-            <w:tcW w:w="695" w:type="dxa"/>
-            <w:tcBorders>
-              <w:top w:val="nil"/>
-              <w:left w:val="nil"/>
-              <w:bottom w:val="nil"/>
-              <w:right w:val="nil"/>
-            </w:tcBorders>
-            <w:tcMar>
-              <w:top w:w="0" w:type="dxa"/>
-              <w:left w:w="113" w:type="dxa"/>
-              <w:bottom w:w="0" w:type="dxa"/>
-              <w:right w:w="85" w:type="dxa"/>
-            </w:tcMar>
-            <w:vAlign w:val="center"/>
-          </w:tcPr>
-          <w:p>
-            <w:pPr>
-              <w:spacing w:line="280" w:lineRule="atLeast"/>
-              <w:rPr>
-                <w:rFonts w:ascii="Times New Roman" w:hAnsi="Times New Roman" w:hint="default"/>
-                <w:sz w:val="21"/>
-              </w:rPr>
-            </w:pPr>
-          </w:p>
-        </w:tc>
-        <w:tc>
-          <w:tcPr>
-            <w:tcW w:w="10048" w:type="dxa"/>
-            <w:gridSpan w:val="4"/>
-            <w:tcBorders>
-              <w:top w:val="nil"/>
-              <w:left w:val="nil"/>
-              <w:bottom w:val="nil"/>
-              <w:right w:val="nil"/>
-            </w:tcBorders>
-            <w:tcMar>
-              <w:top w:w="0" w:type="dxa"/>
-              <w:left w:w="85" w:type="dxa"/>
-              <w:bottom w:w="0" w:type="dxa"/>
-              <w:right w:w="85" w:type="dxa"/>
-            </w:tcMar>
-            <w:vAlign w:val="center"/>
-          </w:tcPr>
-          <w:p>
-            <w:pPr>
-              <w:numPr>
-                <w:ilvl w:val="0"/>
-                <w:numId w:val="9"/>
-              </w:numPr>
-              <w:spacing w:line="280" w:lineRule="atLeast"/>
-              <w:rPr>
-                <w:rFonts w:ascii="Times New Roman" w:eastAsia="宋体" w:hAnsi="Times New Roman" w:hint="default"/>
-                <w:sz w:val="21"/>
-                <w:szCs w:val="21"/>
-              </w:rPr>
-            </w:pPr>
-            <w:r>
-              <w:rPr>
-                <w:rFonts w:ascii="Times New Roman" w:eastAsia="宋体" w:hAnsi="Times New Roman"/>
-                <w:sz w:val="21"/>
-                <w:szCs w:val="21"/>
-              </w:rPr>
-            </w:r>
-            <w:r>
-              <w:rPr>
-                <w:rFonts w:ascii="Times New Roman" w:eastAsia="宋体" w:hAnsi="Times New Roman" w:hint="default"/>
-                <w:sz w:val="21"/>
-                <w:szCs w:val="21"/>
-              </w:rPr>
-            </w:r>
-            <w:r>
-              <w:rPr>
-                <w:rFonts w:ascii="Times New Roman" w:eastAsia="宋体" w:hAnsi="Times New Roman"/>
-                <w:sz w:val="21"/>
-                <w:szCs w:val="21"/>
-              </w:rPr>
-            </w:r>
-            <w:r>
-              <w:rPr>
-                <w:rFonts w:ascii="Times New Roman" w:eastAsia="宋体" w:hAnsi="Times New Roman" w:hint="default"/>
-                <w:sz w:val="21"/>
-                <w:szCs w:val="21"/>
-              </w:rPr>
-            </w:r>
-            <w:r>
-              <w:rPr>
-                <w:rFonts w:ascii="Times New Roman" w:eastAsia="宋体" w:hAnsi="Times New Roman"/>
-                <w:sz w:val="21"/>
-                <w:szCs w:val="21"/>
-              </w:rPr>
-            </w:r>
-            <w:r>
-              <w:rPr>
-                <w:rFonts w:ascii="Times New Roman" w:hAnsi="Times New Roman" w:eastAsia="宋体"/>
-                <w:b w:val="0"/>
-                <w:sz w:val="21"/>
-              </w:rPr>
-            </w:r>
-            <w:r>
-              <w:rPr>
-                <w:rFonts w:ascii="Times New Roman" w:hAnsi="Times New Roman" w:eastAsia="宋体"/>
-                <w:b/>
-                <w:sz w:val="21"/>
-              </w:rPr>
-            </w:r>
-            <w:r>
-              <w:rPr>
-                <w:rFonts w:ascii="Times New Roman" w:hAnsi="Times New Roman" w:eastAsia="宋体"/>
-                <w:b/>
-                <w:sz w:val="21"/>
-              </w:rPr>
-            </w:r>
-            <w:r>
-              <w:rPr>
-                <w:rFonts w:ascii="Times New Roman" w:hAnsi="Times New Roman" w:eastAsia="宋体"/>
-                <w:b/>
-                <w:sz w:val="21"/>
-              </w:rPr>
-              <w:t>2026.04—2026.07</w:t>
-            </w:r>
-          </w:p>
-        </w:tc>
-      </w:tr>
-      <w:tr>
-        <w:trPr>
-          <w:gridBefore w:val="2"/>
-          <w:wBefore w:w="879" w:type="dxa"/>
-          <w:jc w:val="center"/>
-        </w:trPr>
-        <w:tc>
-          <w:tcPr>
-            <w:tcW w:w="10744" w:type="dxa"/>
-            <w:gridSpan w:val="4"/>
-            <w:tcBorders>
-              <w:top w:val="nil"/>
-              <w:left w:val="nil"/>
-              <w:bottom w:val="nil"/>
-              <w:right w:val="nil"/>
-            </w:tcBorders>
-            <w:shd w:val="clear" w:color="auto" w:fill="EEEEEE"/>
-            <w:tcMar>
-              <w:top w:w="0" w:type="dxa"/>
-              <w:left w:w="85" w:type="dxa"/>
-              <w:bottom w:w="0" w:type="dxa"/>
-              <w:right w:w="85" w:type="dxa"/>
-            </w:tcMar>
-            <w:vAlign w:val="center"/>
-          </w:tcPr>
-          <w:p>
-            <w:pPr>
-              <w:spacing w:line="280" w:lineRule="atLeast"/>
-              <w:rPr>
-                <w:rFonts w:ascii="宋体" w:eastAsia="宋体" w:hAnsi="宋体"/>
-                <w:szCs w:val="24"/>
-              </w:rPr>
-            </w:pPr>
-            <w:r>
-              <w:rPr>
-                <w:rFonts w:ascii="宋体" w:eastAsia="宋体" w:hAnsi="宋体"/>
-                <w:b/>
-                <w:szCs w:val="24"/>
-              </w:rPr>
-            </w:r>
-            <w:r>
-              <w:rPr>
-                <w:rFonts w:ascii="Times New Roman" w:hAnsi="Times New Roman" w:eastAsia="宋体"/>
-                <w:b w:val="0"/>
-                <w:sz w:val="21"/>
-              </w:rPr>
-              <w:t>材料统筹：统筹200+份学员申报材料的收集、核对与提交全流程，用Excel搭建分类电子台账，建立"录入-核对-提交"三级校验机制，实现零差错交付</w:t>
-            </w:r>
-          </w:p>
-          <w:p>
-            <w:r>
-              <w:rPr>
-                <w:rFonts w:ascii="Times New Roman" w:hAnsi="Times New Roman" w:eastAsia="宋体"/>
-                <w:b w:val="0"/>
-                <w:sz w:val="21"/>
-              </w:rPr>
-              <w:t>流程优化：对接各部门同步项目推进进度，梳理并标准化资料审核与报批流程，建立可检索的文档归档体系</w:t>
-            </w:r>
-          </w:p>
-        </w:tc>
-      </w:tr>
-      <w:tr>
-        <w:trPr>
-          <w:gridAfter w:val="1"/>
-          <w:wAfter w:w="880" w:type="dxa"/>
-          <w:jc w:val="center"/>
-        </w:trPr>
-        <w:tc>
-          <w:tcPr>
-            <w:tcW w:w="695" w:type="dxa"/>
-            <w:tcBorders>
-              <w:top w:val="nil"/>
-              <w:left w:val="nil"/>
-              <w:bottom w:val="nil"/>
-              <w:right w:val="nil"/>
-            </w:tcBorders>
-            <w:tcMar>
-              <w:top w:w="0" w:type="dxa"/>
-              <w:left w:w="113" w:type="dxa"/>
-              <w:bottom w:w="0" w:type="dxa"/>
-              <w:right w:w="85" w:type="dxa"/>
-            </w:tcMar>
-            <w:vAlign w:val="center"/>
-          </w:tcPr>
-          <w:p>
-            <w:pPr>
-              <w:spacing w:line="280" w:lineRule="atLeast"/>
-              <w:rPr>
-                <w:rFonts w:ascii="Times New Roman" w:hAnsi="Times New Roman" w:hint="default"/>
-                <w:sz w:val="21"/>
-              </w:rPr>
-            </w:pPr>
-          </w:p>
-        </w:tc>
-        <w:tc>
-          <w:tcPr>
-            <w:tcW w:w="10048" w:type="dxa"/>
-            <w:gridSpan w:val="4"/>
-            <w:tcBorders>
-              <w:top w:val="nil"/>
-              <w:left w:val="nil"/>
-              <w:bottom w:val="nil"/>
-              <w:right w:val="nil"/>
-            </w:tcBorders>
-            <w:tcMar>
-              <w:top w:w="0" w:type="dxa"/>
-              <w:left w:w="85" w:type="dxa"/>
-              <w:bottom w:w="0" w:type="dxa"/>
-              <w:right w:w="85" w:type="dxa"/>
-            </w:tcMar>
-            <w:vAlign w:val="center"/>
-          </w:tcPr>
-          <w:p>
-            <w:pPr>
-              <w:numPr>
-                <w:ilvl w:val="0"/>
-                <w:numId w:val="9"/>
-              </w:numPr>
-              <w:spacing w:line="280" w:lineRule="atLeast"/>
-              <w:rPr>
-                <w:rFonts w:ascii="Times New Roman" w:eastAsia="宋体" w:hAnsi="Times New Roman" w:hint="default"/>
-                <w:sz w:val="21"/>
-                <w:szCs w:val="21"/>
-              </w:rPr>
-            </w:pPr>
-            <w:r>
-              <w:rPr>
-                <w:rFonts w:ascii="Times New Roman" w:eastAsia="宋体" w:hAnsi="Times New Roman"/>
-                <w:sz w:val="21"/>
-                <w:szCs w:val="21"/>
-              </w:rPr>
-            </w:r>
-            <w:r>
-              <w:rPr>
-                <w:rFonts w:ascii="Times New Roman" w:eastAsia="宋体" w:hAnsi="Times New Roman" w:hint="default"/>
-                <w:sz w:val="21"/>
-                <w:szCs w:val="21"/>
-              </w:rPr>
-            </w:r>
-            <w:r>
-              <w:rPr>
-                <w:rFonts w:ascii="Times New Roman" w:eastAsia="宋体" w:hAnsi="Times New Roman"/>
-                <w:sz w:val="21"/>
-                <w:szCs w:val="21"/>
-              </w:rPr>
-            </w:r>
-            <w:r>
-              <w:rPr>
-                <w:rFonts w:ascii="Times New Roman" w:eastAsia="宋体" w:hAnsi="Times New Roman" w:hint="default"/>
-                <w:sz w:val="21"/>
-                <w:szCs w:val="21"/>
-              </w:rPr>
-            </w:r>
-            <w:r>
-              <w:rPr>
-                <w:rFonts w:ascii="Times New Roman" w:eastAsia="宋体" w:hAnsi="Times New Roman"/>
-                <w:sz w:val="21"/>
-                <w:szCs w:val="21"/>
-              </w:rPr>
-            </w:r>
-            <w:r>
-              <w:rPr>
-                <w:rFonts w:ascii="Times New Roman" w:hAnsi="Times New Roman" w:eastAsia="宋体"/>
-                <w:b w:val="0"/>
-                <w:sz w:val="21"/>
-              </w:rPr>
-            </w:r>
-            <w:r>
-              <w:rPr>
-                <w:rFonts w:ascii="Times New Roman" w:hAnsi="Times New Roman" w:eastAsia="宋体"/>
-                <w:b/>
-                <w:sz w:val="21"/>
-              </w:rPr>
-            </w:r>
-            <w:r>
-              <w:rPr>
-                <w:rFonts w:ascii="Times New Roman" w:hAnsi="Times New Roman" w:eastAsia="宋体"/>
-                <w:b/>
-                <w:sz w:val="21"/>
-              </w:rPr>
-            </w:r>
-            <w:r>
-              <w:rPr>
-                <w:rFonts w:ascii="Times New Roman" w:hAnsi="Times New Roman" w:eastAsia="宋体"/>
-                <w:b/>
-                <w:sz w:val="21"/>
-              </w:rPr>
-              <w:t>2023.07—2023.09</w:t>
-            </w:r>
-          </w:p>
-        </w:tc>
-      </w:tr>
-      <w:tr>
-        <w:trPr>
-          <w:gridBefore w:val="2"/>
-          <w:wBefore w:w="879" w:type="dxa"/>
-          <w:jc w:val="center"/>
-        </w:trPr>
-        <w:tc>
-          <w:tcPr>
-            <w:tcW w:w="10744" w:type="dxa"/>
-            <w:gridSpan w:val="4"/>
-            <w:tcBorders>
-              <w:top w:val="nil"/>
-              <w:left w:val="nil"/>
-              <w:bottom w:val="nil"/>
-              <w:right w:val="nil"/>
-            </w:tcBorders>
-            <w:shd w:val="clear" w:color="auto" w:fill="EEEEEE"/>
-            <w:tcMar>
-              <w:top w:w="0" w:type="dxa"/>
-              <w:left w:w="85" w:type="dxa"/>
-              <w:bottom w:w="0" w:type="dxa"/>
-              <w:right w:w="85" w:type="dxa"/>
-            </w:tcMar>
-            <w:vAlign w:val="center"/>
-          </w:tcPr>
-          <w:p>
-            <w:pPr>
-              <w:spacing w:line="280" w:lineRule="atLeast"/>
-              <w:rPr>
-                <w:rFonts w:ascii="宋体" w:eastAsia="宋体" w:hAnsi="宋体"/>
-                <w:szCs w:val="24"/>
-              </w:rPr>
-            </w:pPr>
-            <w:r>
-              <w:rPr>
-                <w:rFonts w:ascii="宋体" w:eastAsia="宋体" w:hAnsi="宋体"/>
-                <w:b/>
-                <w:szCs w:val="24"/>
-              </w:rPr>
-            </w:r>
-            <w:r>
-              <w:rPr>
-                <w:rFonts w:ascii="Times New Roman" w:hAnsi="Times New Roman" w:eastAsia="宋体"/>
-                <w:b w:val="0"/>
-                <w:sz w:val="21"/>
-              </w:rPr>
-              <w:t>库存管理：负责门店数十种原辅料的日常盘点与效期管理，核对交接班出入库单据，保持库存账实一致</w:t>
-            </w:r>
-          </w:p>
-          <w:p>
-            <w:r>
-              <w:rPr>
-                <w:rFonts w:ascii="Times New Roman" w:hAnsi="Times New Roman" w:eastAsia="宋体"/>
-                <w:b w:val="0"/>
-                <w:sz w:val="21"/>
-              </w:rPr>
-              <w:t>需求准备：根据销售消耗规律提醒仓库解冻备货，降低物料损耗与缺货风险，具备一线执行与团队协作经验</w:t>
-            </w:r>
-          </w:p>
-        </w:tc>
-      </w:tr>
-      <w:tr>
-        <w:trPr>
-          <w:gridAfter w:val="1"/>
-          <w:wAfter w:w="880" w:type="dxa"/>
-          <w:jc w:val="center"/>
-        </w:trPr>
-        <w:tc>
-          <w:tcPr>
-            <w:tcW w:w="695" w:type="dxa"/>
-            <w:tcBorders>
-              <w:top w:val="nil"/>
-              <w:left w:val="nil"/>
-              <w:bottom w:val="nil"/>
-              <w:right w:val="nil"/>
-            </w:tcBorders>
-            <w:tcMar>
-              <w:top w:w="0" w:type="dxa"/>
-              <w:left w:w="113" w:type="dxa"/>
-              <w:bottom w:w="0" w:type="dxa"/>
-              <w:right w:w="85" w:type="dxa"/>
-            </w:tcMar>
-            <w:vAlign w:val="center"/>
-          </w:tcPr>
-          <w:p>
-            <w:pPr>
-              <w:spacing w:line="280" w:lineRule="atLeast"/>
-              <w:rPr>
-                <w:rFonts w:ascii="Times New Roman" w:hAnsi="Times New Roman" w:hint="default"/>
-                <w:sz w:val="21"/>
-              </w:rPr>
-            </w:pPr>
-          </w:p>
-        </w:tc>
-        <w:tc>
-          <w:tcPr>
-            <w:tcW w:w="10048" w:type="dxa"/>
-            <w:gridSpan w:val="4"/>
-            <w:tcBorders>
-              <w:top w:val="nil"/>
-              <w:left w:val="nil"/>
-              <w:bottom w:val="nil"/>
-              <w:right w:val="nil"/>
-            </w:tcBorders>
-            <w:tcMar>
-              <w:top w:w="0" w:type="dxa"/>
-              <w:left w:w="85" w:type="dxa"/>
-              <w:bottom w:w="0" w:type="dxa"/>
-              <w:right w:w="85" w:type="dxa"/>
-            </w:tcMar>
-            <w:vAlign w:val="center"/>
-          </w:tcPr>
-          <w:p>
-            <w:pPr>
-              <w:numPr>
-                <w:ilvl w:val="0"/>
-                <w:numId w:val="9"/>
-              </w:numPr>
-              <w:spacing w:line="280" w:lineRule="atLeast"/>
-              <w:rPr>
-                <w:rFonts w:ascii="Times New Roman" w:eastAsia="宋体" w:hAnsi="Times New Roman" w:hint="default"/>
-                <w:sz w:val="21"/>
-                <w:szCs w:val="21"/>
-              </w:rPr>
-            </w:pPr>
-            <w:r>
-              <w:rPr>
-                <w:rFonts w:ascii="Times New Roman" w:eastAsia="宋体" w:hAnsi="Times New Roman"/>
-                <w:sz w:val="21"/>
-                <w:szCs w:val="21"/>
-              </w:rPr>
-            </w:r>
-            <w:r>
-              <w:rPr>
-                <w:rFonts w:ascii="Times New Roman" w:eastAsia="宋体" w:hAnsi="Times New Roman" w:hint="default"/>
-                <w:sz w:val="21"/>
-                <w:szCs w:val="21"/>
-              </w:rPr>
-            </w:r>
-            <w:r>
-              <w:rPr>
-                <w:rFonts w:ascii="Times New Roman" w:eastAsia="宋体" w:hAnsi="Times New Roman"/>
-                <w:sz w:val="21"/>
-                <w:szCs w:val="21"/>
-              </w:rPr>
-            </w:r>
-            <w:r>
-              <w:rPr>
-                <w:rFonts w:ascii="Times New Roman" w:eastAsia="宋体" w:hAnsi="Times New Roman" w:hint="default"/>
-                <w:sz w:val="21"/>
-                <w:szCs w:val="21"/>
-              </w:rPr>
-            </w:r>
-            <w:r>
-              <w:rPr>
-                <w:rFonts w:ascii="Times New Roman" w:eastAsia="宋体" w:hAnsi="Times New Roman"/>
-                <w:sz w:val="21"/>
-                <w:szCs w:val="21"/>
-              </w:rPr>
-            </w:r>
-            <w:r>
-              <w:rPr>
-                <w:rFonts w:ascii="Times New Roman" w:hAnsi="Times New Roman" w:eastAsia="宋体"/>
-                <w:b w:val="0"/>
-                <w:sz w:val="21"/>
-              </w:rPr>
-              <w:t>问卷设计与分析：基于TAM模型设计7点李克特量表问卷，回收328份有效样本，用SPSS和Python完成数据清洗与统计分析，验证交互性、个性化、自主性为影响用户体验的核心因素</w:t>
             </w:r>
           </w:p>
         </w:tc>
@@ -3701,13 +2985,6 @@
                 <w:bCs/>
                 <w:sz w:val="21"/>
               </w:rPr>
-            </w:r>
-            <w:r>
-              <w:rPr>
-                <w:rFonts w:ascii="Times New Roman" w:hAnsi="Times New Roman" w:eastAsia="宋体"/>
-                <w:b/>
-                <w:sz w:val="21"/>
-              </w:rPr>
               <w:t>山东大学管理学院宣传部</w:t>
             </w:r>
           </w:p>
@@ -3735,13 +3012,6 @@
                 <w:bCs/>
                 <w:sz w:val="21"/>
               </w:rPr>
-            </w:r>
-            <w:r>
-              <w:rPr>
-                <w:rFonts w:ascii="Times New Roman" w:hAnsi="Times New Roman" w:eastAsia="宋体"/>
-                <w:b/>
-                <w:sz w:val="21"/>
-              </w:rPr>
               <w:t>干事</w:t>
             </w:r>
           </w:p>
@@ -3769,14 +3039,7 @@
                 <w:bCs/>
                 <w:sz w:val="21"/>
               </w:rPr>
-            </w:r>
-            <w:r>
-              <w:rPr>
-                <w:rFonts w:ascii="Times New Roman" w:hAnsi="Times New Roman" w:eastAsia="宋体"/>
-                <w:b/>
-                <w:sz w:val="21"/>
-              </w:rPr>
-              <w:t>2024.09—2025.06</w:t>
+              <w:t>2024.09 - 2025.06</w:t>
             </w:r>
           </w:p>
         </w:tc>
@@ -3841,14 +3104,51 @@
                 <w:sz w:val="21"/>
                 <w:szCs w:val="21"/>
               </w:rPr>
-            </w:r>
-            <w:r>
-              <w:rPr>
-                <w:rFonts w:ascii="Times New Roman" w:hAnsi="Times New Roman" w:eastAsia="宋体"/>
-                <w:b w:val="0"/>
-                <w:sz w:val="21"/>
-              </w:rPr>
               <w:t>物资统筹：统筹院级活动物资申领、出入库登记与台账记录，按需调度物料，保障活动后勤落地</w:t>
+            </w:r>
+          </w:p>
+          <w:p>
+            <w:pPr>
+              <w:numPr>
+                <w:ilvl w:val="0"/>
+                <w:numId w:val="15"/>
+              </w:numPr>
+              <w:spacing w:line="280" w:lineRule="atLeast"/>
+              <w:rPr>
+                <w:rFonts w:ascii="Times New Roman" w:eastAsia="宋体" w:hAnsi="Times New Roman" w:hint="default"/>
+                <w:sz w:val="21"/>
+                <w:szCs w:val="21"/>
+              </w:rPr>
+            </w:pPr>
+            <w:r>
+              <w:rPr>
+                <w:rFonts w:ascii="Times New Roman" w:eastAsia="宋体" w:hAnsi="Times New Roman"/>
+                <w:sz w:val="21"/>
+                <w:szCs w:val="21"/>
+              </w:rPr>
+              <w:t>会务支持：完成活动会务支持，包括通知下发、现场秩序维护、物料布置等</w:t>
+            </w:r>
+          </w:p>
+          <w:p>
+            <w:pPr>
+              <w:numPr>
+                <w:ilvl w:val="0"/>
+                <w:numId w:val="15"/>
+              </w:numPr>
+              <w:spacing w:line="280" w:lineRule="atLeast"/>
+              <w:rPr>
+                <w:rFonts w:ascii="Times New Roman" w:eastAsia="宋体" w:hAnsi="Times New Roman" w:hint="default"/>
+                <w:sz w:val="21"/>
+                <w:szCs w:val="21"/>
+              </w:rPr>
+            </w:pPr>
+            <w:r>
+              <w:rPr>
+                <w:rFonts w:ascii="Times New Roman" w:eastAsia="宋体" w:hAnsi="Times New Roman"/>
+                <w:sz w:val="21"/>
+                <w:szCs w:val="21"/>
+              </w:rPr>
+              <w:t>文案宣传：撰写活动宣传文案，整理活动存档资料，对接全院师生协调相关需求</w:t>
             </w:r>
           </w:p>
         </w:tc>

--- a/docs/files/f4_文雪_山东大学_京东_物流方向管理培训生（TET）.docx
+++ b/docs/files/f4_文雪_山东大学_京东_物流方向管理培训生（TET）.docx
@@ -1305,7 +1305,14 @@
                 <w:sz w:val="21"/>
                 <w:szCs w:val="21"/>
               </w:rPr>
-              <w:t>社区团购运营优化研究</w:t>
+            </w:r>
+            <w:r>
+              <w:rPr>
+                <w:rFonts w:ascii="Times New Roman" w:hAnsi="Times New Roman" w:eastAsia="宋体"/>
+                <w:b/>
+                <w:sz w:val="21"/>
+              </w:rPr>
+              <w:t>社区团购末端网络优化</w:t>
             </w:r>
           </w:p>
         </w:tc>
@@ -1338,6 +1345,13 @@
                 <w:sz w:val="21"/>
                 <w:szCs w:val="21"/>
               </w:rPr>
+            </w:r>
+            <w:r>
+              <w:rPr>
+                <w:rFonts w:ascii="Times New Roman" w:hAnsi="Times New Roman" w:eastAsia="宋体"/>
+                <w:b/>
+                <w:sz w:val="21"/>
+              </w:rPr>
               <w:t>个人课程项目</w:t>
             </w:r>
           </w:p>
@@ -1371,7 +1385,14 @@
                 <w:sz w:val="21"/>
                 <w:szCs w:val="21"/>
               </w:rPr>
-              <w:t>2026.03-2026.06</w:t>
+            </w:r>
+            <w:r>
+              <w:rPr>
+                <w:rFonts w:ascii="Times New Roman" w:hAnsi="Times New Roman" w:eastAsia="宋体"/>
+                <w:b/>
+                <w:sz w:val="21"/>
+              </w:rPr>
+              <w:t>2026.03—2026.06</w:t>
             </w:r>
           </w:p>
         </w:tc>
@@ -1446,7 +1467,6 @@
                 <w:sz w:val="21"/>
                 <w:szCs w:val="21"/>
               </w:rPr>
-              <w:t>问题定义与方案设计：针对社区团购末端配送效率低、老年群体服务覆盖不足的问题，基于</w:t>
             </w:r>
             <w:r>
               <w:rPr>
@@ -1454,15 +1474,13 @@
                 <w:sz w:val="21"/>
                 <w:szCs w:val="21"/>
               </w:rPr>
-              <w:t>15</w:t>
-            </w:r>
-            <w:r>
-              <w:rPr>
-                <w:rFonts w:ascii="Times New Roman" w:eastAsia="宋体" w:hAnsi="Times New Roman"/>
-                <w:sz w:val="21"/>
-                <w:szCs w:val="21"/>
-              </w:rPr>
-              <w:t>个候选点位、日均</w:t>
+            </w:r>
+            <w:r>
+              <w:rPr>
+                <w:rFonts w:ascii="Times New Roman" w:eastAsia="宋体" w:hAnsi="Times New Roman"/>
+                <w:sz w:val="21"/>
+                <w:szCs w:val="21"/>
+              </w:rPr>
             </w:r>
             <w:r>
               <w:rPr>
@@ -1470,23 +1488,20 @@
                 <w:sz w:val="21"/>
                 <w:szCs w:val="21"/>
               </w:rPr>
-              <w:t>345</w:t>
-            </w:r>
-            <w:r>
-              <w:rPr>
-                <w:rFonts w:ascii="Times New Roman" w:eastAsia="宋体" w:hAnsi="Times New Roman"/>
-                <w:sz w:val="21"/>
-                <w:szCs w:val="21"/>
-              </w:rPr>
-              <w:t>单真实数据，设计</w:t>
-            </w:r>
-            <w:r>
-              <w:rPr>
-                <w:rFonts w:ascii="Times New Roman" w:eastAsia="宋体" w:hAnsi="Times New Roman"/>
-                <w:sz w:val="21"/>
-                <w:szCs w:val="21"/>
-              </w:rPr>
-              <w:t>“</w:t>
+            </w:r>
+            <w:r>
+              <w:rPr>
+                <w:rFonts w:ascii="Times New Roman" w:eastAsia="宋体" w:hAnsi="Times New Roman"/>
+                <w:sz w:val="21"/>
+                <w:szCs w:val="21"/>
+              </w:rPr>
+            </w:r>
+            <w:r>
+              <w:rPr>
+                <w:rFonts w:ascii="Times New Roman" w:eastAsia="宋体" w:hAnsi="Times New Roman"/>
+                <w:sz w:val="21"/>
+                <w:szCs w:val="21"/>
+              </w:rPr>
             </w:r>
             <w:r>
               <w:rPr>
@@ -1494,15 +1509,13 @@
                 <w:sz w:val="21"/>
                 <w:szCs w:val="21"/>
               </w:rPr>
-              <w:t>2</w:t>
-            </w:r>
-            <w:r>
-              <w:rPr>
-                <w:rFonts w:ascii="Times New Roman" w:eastAsia="宋体" w:hAnsi="Times New Roman"/>
-                <w:sz w:val="21"/>
-                <w:szCs w:val="21"/>
-              </w:rPr>
-              <w:t>核心点</w:t>
+            </w:r>
+            <w:r>
+              <w:rPr>
+                <w:rFonts w:ascii="Times New Roman" w:eastAsia="宋体" w:hAnsi="Times New Roman"/>
+                <w:sz w:val="21"/>
+                <w:szCs w:val="21"/>
+              </w:rPr>
             </w:r>
             <w:r>
               <w:rPr>
@@ -1510,31 +1523,35 @@
                 <w:sz w:val="21"/>
                 <w:szCs w:val="21"/>
               </w:rPr>
-              <w:t>+4</w:t>
-            </w:r>
-            <w:r>
-              <w:rPr>
-                <w:rFonts w:ascii="Times New Roman" w:eastAsia="宋体" w:hAnsi="Times New Roman"/>
-                <w:sz w:val="21"/>
-                <w:szCs w:val="21"/>
-              </w:rPr>
-              <w:t>动态临时点</w:t>
-            </w:r>
-            <w:r>
-              <w:rPr>
-                <w:rFonts w:ascii="Times New Roman" w:eastAsia="宋体" w:hAnsi="Times New Roman"/>
-                <w:sz w:val="21"/>
-                <w:szCs w:val="21"/>
-              </w:rPr>
-              <w:t>”</w:t>
-            </w:r>
-            <w:r>
-              <w:rPr>
-                <w:rFonts w:ascii="Times New Roman" w:eastAsia="宋体" w:hAnsi="Times New Roman"/>
-                <w:sz w:val="21"/>
-                <w:szCs w:val="21"/>
-              </w:rPr>
-              <w:t>弹性布局方案</w:t>
+            </w:r>
+            <w:r>
+              <w:rPr>
+                <w:rFonts w:ascii="Times New Roman" w:eastAsia="宋体" w:hAnsi="Times New Roman"/>
+                <w:sz w:val="21"/>
+                <w:szCs w:val="21"/>
+              </w:rPr>
+            </w:r>
+            <w:r>
+              <w:rPr>
+                <w:rFonts w:ascii="Times New Roman" w:eastAsia="宋体" w:hAnsi="Times New Roman"/>
+                <w:sz w:val="21"/>
+                <w:szCs w:val="21"/>
+              </w:rPr>
+            </w:r>
+            <w:r>
+              <w:rPr>
+                <w:rFonts w:ascii="Times New Roman" w:eastAsia="宋体" w:hAnsi="Times New Roman"/>
+                <w:sz w:val="21"/>
+                <w:szCs w:val="21"/>
+              </w:rPr>
+            </w:r>
+            <w:r>
+              <w:rPr>
+                <w:rFonts w:ascii="Times New Roman" w:hAnsi="Times New Roman" w:eastAsia="宋体"/>
+                <w:b w:val="0"/>
+                <w:sz w:val="21"/>
+              </w:rPr>
+              <w:t>问题定义与方案设计：针对社区团购末端配送效率低、老年群体服务覆盖不足的问题，基于15个候选点位、日均345单真实数据，设计"2核心点+4动态临时点"弹性布局方案</w:t>
             </w:r>
           </w:p>
           <w:p>
@@ -1556,7 +1573,6 @@
                 <w:sz w:val="21"/>
                 <w:szCs w:val="21"/>
               </w:rPr>
-              <w:t>成果输出：模型测算可降低运营成本</w:t>
             </w:r>
             <w:r>
               <w:rPr>
@@ -1564,15 +1580,13 @@
                 <w:sz w:val="21"/>
                 <w:szCs w:val="21"/>
               </w:rPr>
-              <w:t>18.7%</w:t>
-            </w:r>
-            <w:r>
-              <w:rPr>
-                <w:rFonts w:ascii="Times New Roman" w:eastAsia="宋体" w:hAnsi="Times New Roman"/>
-                <w:sz w:val="21"/>
-                <w:szCs w:val="21"/>
-              </w:rPr>
-              <w:t>、提升老年服务覆盖率至</w:t>
+            </w:r>
+            <w:r>
+              <w:rPr>
+                <w:rFonts w:ascii="Times New Roman" w:eastAsia="宋体" w:hAnsi="Times New Roman"/>
+                <w:sz w:val="21"/>
+                <w:szCs w:val="21"/>
+              </w:rPr>
             </w:r>
             <w:r>
               <w:rPr>
@@ -1580,15 +1594,13 @@
                 <w:sz w:val="21"/>
                 <w:szCs w:val="21"/>
               </w:rPr>
-              <w:t>87.3%</w:t>
-            </w:r>
-            <w:r>
-              <w:rPr>
-                <w:rFonts w:ascii="Times New Roman" w:eastAsia="宋体" w:hAnsi="Times New Roman"/>
-                <w:sz w:val="21"/>
-                <w:szCs w:val="21"/>
-              </w:rPr>
-              <w:t>、缩短配送时长</w:t>
+            </w:r>
+            <w:r>
+              <w:rPr>
+                <w:rFonts w:ascii="Times New Roman" w:eastAsia="宋体" w:hAnsi="Times New Roman"/>
+                <w:sz w:val="21"/>
+                <w:szCs w:val="21"/>
+              </w:rPr>
             </w:r>
             <w:r>
               <w:rPr>
@@ -1596,15 +1608,21 @@
                 <w:sz w:val="21"/>
                 <w:szCs w:val="21"/>
               </w:rPr>
-              <w:t>22.3%</w:t>
-            </w:r>
-            <w:r>
-              <w:rPr>
-                <w:rFonts w:ascii="Times New Roman" w:eastAsia="宋体" w:hAnsi="Times New Roman"/>
-                <w:sz w:val="21"/>
-                <w:szCs w:val="21"/>
-              </w:rPr>
-              <w:t>，输出完整研究报告，具备问题分析到方案验证的闭环能力</w:t>
+            </w:r>
+            <w:r>
+              <w:rPr>
+                <w:rFonts w:ascii="Times New Roman" w:eastAsia="宋体" w:hAnsi="Times New Roman"/>
+                <w:sz w:val="21"/>
+                <w:szCs w:val="21"/>
+              </w:rPr>
+            </w:r>
+            <w:r>
+              <w:rPr>
+                <w:rFonts w:ascii="Times New Roman" w:hAnsi="Times New Roman" w:eastAsia="宋体"/>
+                <w:b w:val="0"/>
+                <w:sz w:val="21"/>
+              </w:rPr>
+              <w:t>成果输出：构建选址-路径双层优化模型，用Python求解，测算可降低运营成本18.7%、提升老年服务覆盖率至87.3%、缩短配送时长22.3%</w:t>
             </w:r>
           </w:p>
         </w:tc>
@@ -1680,7 +1698,14 @@
                 <w:sz w:val="21"/>
                 <w:szCs w:val="21"/>
               </w:rPr>
-              <w:t>电商用户调研与分析项目</w:t>
+            </w:r>
+            <w:r>
+              <w:rPr>
+                <w:rFonts w:ascii="Times New Roman" w:hAnsi="Times New Roman" w:eastAsia="宋体"/>
+                <w:b/>
+                <w:sz w:val="21"/>
+              </w:rPr>
+              <w:t>Weh Atelier个人AI工作台</w:t>
             </w:r>
           </w:p>
         </w:tc>
@@ -1713,7 +1738,14 @@
                 <w:sz w:val="21"/>
                 <w:szCs w:val="21"/>
               </w:rPr>
-              <w:t>个人课程项目</w:t>
+            </w:r>
+            <w:r>
+              <w:rPr>
+                <w:rFonts w:ascii="Times New Roman" w:hAnsi="Times New Roman" w:eastAsia="宋体"/>
+                <w:b/>
+                <w:sz w:val="21"/>
+              </w:rPr>
+              <w:t>个人项目</w:t>
             </w:r>
           </w:p>
         </w:tc>
@@ -1746,7 +1778,14 @@
                 <w:sz w:val="21"/>
                 <w:szCs w:val="21"/>
               </w:rPr>
-              <w:t>2025.10-2025.12</w:t>
+            </w:r>
+            <w:r>
+              <w:rPr>
+                <w:rFonts w:ascii="Times New Roman" w:hAnsi="Times New Roman" w:eastAsia="宋体"/>
+                <w:b/>
+                <w:sz w:val="21"/>
+              </w:rPr>
+              <w:t>2026.08—至今</w:t>
             </w:r>
           </w:p>
         </w:tc>
@@ -1821,7 +1860,6 @@
                 <w:sz w:val="21"/>
                 <w:szCs w:val="21"/>
               </w:rPr>
-              <w:t>问卷设计：设计</w:t>
             </w:r>
             <w:r>
               <w:rPr>
@@ -1829,15 +1867,13 @@
                 <w:sz w:val="21"/>
                 <w:szCs w:val="21"/>
               </w:rPr>
-              <w:t>7</w:t>
-            </w:r>
-            <w:r>
-              <w:rPr>
-                <w:rFonts w:ascii="Times New Roman" w:eastAsia="宋体" w:hAnsi="Times New Roman"/>
-                <w:sz w:val="21"/>
-                <w:szCs w:val="21"/>
-              </w:rPr>
-              <w:t>点李克特量表问卷并发放，回收</w:t>
+            </w:r>
+            <w:r>
+              <w:rPr>
+                <w:rFonts w:ascii="Times New Roman" w:eastAsia="宋体" w:hAnsi="Times New Roman"/>
+                <w:sz w:val="21"/>
+                <w:szCs w:val="21"/>
+              </w:rPr>
             </w:r>
             <w:r>
               <w:rPr>
@@ -1845,15 +1881,13 @@
                 <w:sz w:val="21"/>
                 <w:szCs w:val="21"/>
               </w:rPr>
-              <w:t>328</w:t>
-            </w:r>
-            <w:r>
-              <w:rPr>
-                <w:rFonts w:ascii="Times New Roman" w:eastAsia="宋体" w:hAnsi="Times New Roman"/>
-                <w:sz w:val="21"/>
-                <w:szCs w:val="21"/>
-              </w:rPr>
-              <w:t>份有效样本，用</w:t>
+            </w:r>
+            <w:r>
+              <w:rPr>
+                <w:rFonts w:ascii="Times New Roman" w:eastAsia="宋体" w:hAnsi="Times New Roman"/>
+                <w:sz w:val="21"/>
+                <w:szCs w:val="21"/>
+              </w:rPr>
             </w:r>
             <w:r>
               <w:rPr>
@@ -1861,15 +1895,13 @@
                 <w:sz w:val="21"/>
                 <w:szCs w:val="21"/>
               </w:rPr>
-              <w:t>SPSS</w:t>
-            </w:r>
-            <w:r>
-              <w:rPr>
-                <w:rFonts w:ascii="Times New Roman" w:eastAsia="宋体" w:hAnsi="Times New Roman"/>
-                <w:sz w:val="21"/>
-                <w:szCs w:val="21"/>
-              </w:rPr>
-              <w:t>和</w:t>
+            </w:r>
+            <w:r>
+              <w:rPr>
+                <w:rFonts w:ascii="Times New Roman" w:eastAsia="宋体" w:hAnsi="Times New Roman"/>
+                <w:sz w:val="21"/>
+                <w:szCs w:val="21"/>
+              </w:rPr>
             </w:r>
             <w:r>
               <w:rPr>
@@ -1877,15 +1909,21 @@
                 <w:sz w:val="21"/>
                 <w:szCs w:val="21"/>
               </w:rPr>
-              <w:t>Python</w:t>
-            </w:r>
-            <w:r>
-              <w:rPr>
-                <w:rFonts w:ascii="Times New Roman" w:eastAsia="宋体" w:hAnsi="Times New Roman"/>
-                <w:sz w:val="21"/>
-                <w:szCs w:val="21"/>
-              </w:rPr>
-              <w:t>完成数据清洗与统计分析</w:t>
+            </w:r>
+            <w:r>
+              <w:rPr>
+                <w:rFonts w:ascii="Times New Roman" w:eastAsia="宋体" w:hAnsi="Times New Roman"/>
+                <w:sz w:val="21"/>
+                <w:szCs w:val="21"/>
+              </w:rPr>
+            </w:r>
+            <w:r>
+              <w:rPr>
+                <w:rFonts w:ascii="Times New Roman" w:hAnsi="Times New Roman" w:eastAsia="宋体"/>
+                <w:b w:val="0"/>
+                <w:sz w:val="21"/>
+              </w:rPr>
+              <w:t>产品设计与开发：为解决个人生活管理分散在多工具的问题，独立设计开发个人AI工作台网页应用，集成记账/饮食/待办/灵感捕捉4大模块，用原生HTML/CSS/JS+Python静态生成器实现，部署到GitHub Pages</w:t>
             </w:r>
           </w:p>
           <w:p>
@@ -1907,7 +1945,14 @@
                 <w:sz w:val="21"/>
                 <w:szCs w:val="21"/>
               </w:rPr>
-              <w:t>因素识别：识别出交互性、个性化、自主性为影响用户体验的核心因素，验证用户智能体验的关键中介作用，输出研究结论与优化建议</w:t>
+            </w:r>
+            <w:r>
+              <w:rPr>
+                <w:rFonts w:ascii="Times New Roman" w:hAnsi="Times New Roman" w:eastAsia="宋体"/>
+                <w:b w:val="0"/>
+                <w:sz w:val="21"/>
+              </w:rPr>
+              <w:t>技术亮点与AI应用：支持手机端PWA可添加到主屏幕，持续学习豆包/Codex等AI工具并应用于开发流程，探索AI在知识管理和效率提升中的应用，体现快速学习和从0到1的执行力</w:t>
             </w:r>
           </w:p>
         </w:tc>
@@ -1983,7 +2028,14 @@
                 <w:sz w:val="21"/>
                 <w:szCs w:val="21"/>
               </w:rPr>
-              <w:t>银行营销数据分析项目</w:t>
+            </w:r>
+            <w:r>
+              <w:rPr>
+                <w:rFonts w:ascii="Times New Roman" w:hAnsi="Times New Roman" w:eastAsia="宋体"/>
+                <w:b/>
+                <w:sz w:val="21"/>
+              </w:rPr>
+              <w:t>企业经营模拟（cesim）</w:t>
             </w:r>
           </w:p>
         </w:tc>
@@ -2016,7 +2068,14 @@
                 <w:sz w:val="21"/>
                 <w:szCs w:val="21"/>
               </w:rPr>
-              <w:t>个人课程项目</w:t>
+            </w:r>
+            <w:r>
+              <w:rPr>
+                <w:rFonts w:ascii="Times New Roman" w:hAnsi="Times New Roman" w:eastAsia="宋体"/>
+                <w:b/>
+                <w:sz w:val="21"/>
+              </w:rPr>
+              <w:t>实验课程项目团队成员</w:t>
             </w:r>
           </w:p>
         </w:tc>
@@ -2049,7 +2108,14 @@
                 <w:sz w:val="21"/>
                 <w:szCs w:val="21"/>
               </w:rPr>
-              <w:t>2026.04-2026.06</w:t>
+            </w:r>
+            <w:r>
+              <w:rPr>
+                <w:rFonts w:ascii="Times New Roman" w:hAnsi="Times New Roman" w:eastAsia="宋体"/>
+                <w:b/>
+                <w:sz w:val="21"/>
+              </w:rPr>
+              <w:t>2025.09—2025.12</w:t>
             </w:r>
           </w:p>
         </w:tc>
@@ -2124,7 +2190,6 @@
                 <w:sz w:val="21"/>
                 <w:szCs w:val="21"/>
               </w:rPr>
-              <w:t>数据处理：基于</w:t>
             </w:r>
             <w:r>
               <w:rPr>
@@ -2132,15 +2197,13 @@
                 <w:sz w:val="21"/>
                 <w:szCs w:val="21"/>
               </w:rPr>
-              <w:t>45211</w:t>
-            </w:r>
-            <w:r>
-              <w:rPr>
-                <w:rFonts w:ascii="Times New Roman" w:eastAsia="宋体" w:hAnsi="Times New Roman"/>
-                <w:sz w:val="21"/>
-                <w:szCs w:val="21"/>
-              </w:rPr>
-              <w:t>条真实营销数据，用</w:t>
+            </w:r>
+            <w:r>
+              <w:rPr>
+                <w:rFonts w:ascii="Times New Roman" w:eastAsia="宋体" w:hAnsi="Times New Roman"/>
+                <w:sz w:val="21"/>
+                <w:szCs w:val="21"/>
+              </w:rPr>
             </w:r>
             <w:r>
               <w:rPr>
@@ -2148,37 +2211,21 @@
                 <w:sz w:val="21"/>
                 <w:szCs w:val="21"/>
               </w:rPr>
-              <w:t>R</w:t>
-            </w:r>
-            <w:r>
-              <w:rPr>
-                <w:rFonts w:ascii="Times New Roman" w:eastAsia="宋体" w:hAnsi="Times New Roman"/>
-                <w:sz w:val="21"/>
-                <w:szCs w:val="21"/>
-              </w:rPr>
-              <w:t>完成数据清洗与多维度分层统计，绘制帕累托图、相关性热力图、转化瀑布图</w:t>
-            </w:r>
-          </w:p>
-          <w:p>
-            <w:pPr>
-              <w:numPr>
-                <w:ilvl w:val="0"/>
-                <w:numId w:val="9"/>
-              </w:numPr>
-              <w:spacing w:line="280" w:lineRule="atLeast"/>
-              <w:rPr>
-                <w:rFonts w:ascii="Times New Roman" w:eastAsia="宋体" w:hAnsi="Times New Roman" w:hint="default"/>
-                <w:sz w:val="21"/>
-                <w:szCs w:val="21"/>
-              </w:rPr>
-            </w:pPr>
-            <w:r>
-              <w:rPr>
-                <w:rFonts w:ascii="Times New Roman" w:eastAsia="宋体" w:hAnsi="Times New Roman"/>
-                <w:sz w:val="21"/>
-                <w:szCs w:val="21"/>
-              </w:rPr>
-              <w:t>洞察输出：通过多维度统计呈现客户群体响应差异，定位营销流失关键环节，独立交付分析报告，具备数据处理与问题洞察能力</w:t>
+            </w:r>
+            <w:r>
+              <w:rPr>
+                <w:rFonts w:ascii="Times New Roman" w:eastAsia="宋体" w:hAnsi="Times New Roman"/>
+                <w:sz w:val="21"/>
+                <w:szCs w:val="21"/>
+              </w:rPr>
+            </w:r>
+            <w:r>
+              <w:rPr>
+                <w:rFonts w:ascii="Times New Roman" w:hAnsi="Times New Roman" w:eastAsia="宋体"/>
+                <w:b w:val="0"/>
+                <w:sz w:val="21"/>
+              </w:rPr>
+              <w:t>经营决策：参与产供销全流程模拟决策，负责供应链计划与库存管理模块，基于市场需求预测制定生产计划与采购策略，与团队协同优化定价、产能、物流策略，理解企业经营全链路与跨部门协同机制</w:t>
             </w:r>
           </w:p>
         </w:tc>
@@ -2985,6 +3032,13 @@
                 <w:bCs/>
                 <w:sz w:val="21"/>
               </w:rPr>
+            </w:r>
+            <w:r>
+              <w:rPr>
+                <w:rFonts w:ascii="Times New Roman" w:hAnsi="Times New Roman" w:eastAsia="宋体"/>
+                <w:b/>
+                <w:sz w:val="21"/>
+              </w:rPr>
               <w:t>山东大学管理学院宣传部</w:t>
             </w:r>
           </w:p>
@@ -3012,6 +3066,13 @@
                 <w:bCs/>
                 <w:sz w:val="21"/>
               </w:rPr>
+            </w:r>
+            <w:r>
+              <w:rPr>
+                <w:rFonts w:ascii="Times New Roman" w:hAnsi="Times New Roman" w:eastAsia="宋体"/>
+                <w:b/>
+                <w:sz w:val="21"/>
+              </w:rPr>
               <w:t>干事</w:t>
             </w:r>
           </w:p>
@@ -3039,7 +3100,14 @@
                 <w:bCs/>
                 <w:sz w:val="21"/>
               </w:rPr>
-              <w:t>2024.09 - 2025.06</w:t>
+            </w:r>
+            <w:r>
+              <w:rPr>
+                <w:rFonts w:ascii="Times New Roman" w:hAnsi="Times New Roman" w:eastAsia="宋体"/>
+                <w:b/>
+                <w:sz w:val="21"/>
+              </w:rPr>
+              <w:t>2024.09—2025.06</w:t>
             </w:r>
           </w:p>
         </w:tc>
@@ -3104,51 +3172,14 @@
                 <w:sz w:val="21"/>
                 <w:szCs w:val="21"/>
               </w:rPr>
+            </w:r>
+            <w:r>
+              <w:rPr>
+                <w:rFonts w:ascii="Times New Roman" w:hAnsi="Times New Roman" w:eastAsia="宋体"/>
+                <w:b w:val="0"/>
+                <w:sz w:val="21"/>
+              </w:rPr>
               <w:t>物资统筹：统筹院级活动物资申领、出入库登记与台账记录，按需调度物料，保障活动后勤落地</w:t>
-            </w:r>
-          </w:p>
-          <w:p>
-            <w:pPr>
-              <w:numPr>
-                <w:ilvl w:val="0"/>
-                <w:numId w:val="15"/>
-              </w:numPr>
-              <w:spacing w:line="280" w:lineRule="atLeast"/>
-              <w:rPr>
-                <w:rFonts w:ascii="Times New Roman" w:eastAsia="宋体" w:hAnsi="Times New Roman" w:hint="default"/>
-                <w:sz w:val="21"/>
-                <w:szCs w:val="21"/>
-              </w:rPr>
-            </w:pPr>
-            <w:r>
-              <w:rPr>
-                <w:rFonts w:ascii="Times New Roman" w:eastAsia="宋体" w:hAnsi="Times New Roman"/>
-                <w:sz w:val="21"/>
-                <w:szCs w:val="21"/>
-              </w:rPr>
-              <w:t>会务支持：完成活动会务支持，包括通知下发、现场秩序维护、物料布置等</w:t>
-            </w:r>
-          </w:p>
-          <w:p>
-            <w:pPr>
-              <w:numPr>
-                <w:ilvl w:val="0"/>
-                <w:numId w:val="15"/>
-              </w:numPr>
-              <w:spacing w:line="280" w:lineRule="atLeast"/>
-              <w:rPr>
-                <w:rFonts w:ascii="Times New Roman" w:eastAsia="宋体" w:hAnsi="Times New Roman" w:hint="default"/>
-                <w:sz w:val="21"/>
-                <w:szCs w:val="21"/>
-              </w:rPr>
-            </w:pPr>
-            <w:r>
-              <w:rPr>
-                <w:rFonts w:ascii="Times New Roman" w:eastAsia="宋体" w:hAnsi="Times New Roman"/>
-                <w:sz w:val="21"/>
-                <w:szCs w:val="21"/>
-              </w:rPr>
-              <w:t>文案宣传：撰写活动宣传文案，整理活动存档资料，对接全院师生协调相关需求</w:t>
             </w:r>
           </w:p>
         </w:tc>

--- a/docs/files/f4_文雪_山东大学_京东_物流方向管理培训生（TET）.docx
+++ b/docs/files/f4_文雪_山东大学_京东_物流方向管理培训生（TET）.docx
@@ -164,6 +164,7 @@
                 <w:sz w:val="21"/>
               </w:rPr>
             </w:pPr>
+            <w:proofErr w:type="gramStart"/>
             <w:r>
               <w:rPr>
                 <w:rFonts w:ascii="Times New Roman" w:hAnsi="Times New Roman" w:hint="default"/>
@@ -190,12 +191,14 @@
                 <w:sz w:val="21"/>
               </w:rPr>
             </w:r>
+            <w:proofErr w:type="gramEnd"/>
             <w:r>
               <w:rPr>
                 <w:rFonts w:eastAsia="等线"/>
                 <w:sz w:val="21"/>
               </w:rPr>
             </w:r>
+            <w:proofErr w:type="gramStart"/>
             <w:r>
               <w:rPr>
                 <w:rFonts w:ascii="Times New Roman" w:hAnsi="Times New Roman"/>
@@ -216,19 +219,28 @@
                 <w:sz w:val="21"/>
               </w:rPr>
             </w:r>
+            <w:proofErr w:type="gramEnd"/>
             <w:r>
               <w:rPr>
                 <w:rFonts w:ascii="宋体" w:eastAsia="宋体" w:hAnsi="宋体"/>
                 <w:sz w:val="21"/>
               </w:rPr>
             </w:r>
+            <w:proofErr w:type="gramStart"/>
             <w:r>
               <w:rPr>
                 <w:rFonts w:ascii="宋体" w:eastAsia="宋体" w:hAnsi="宋体"/>
-                <w:b/>
-                <w:sz w:val="21"/>
-              </w:rPr>
-            </w:r>
+                <w:sz w:val="21"/>
+              </w:rPr>
+            </w:r>
+            <w:r>
+              <w:rPr>
+                <w:rFonts w:ascii="宋体" w:eastAsia="宋体" w:hAnsi="宋体"/>
+                <w:b/>
+                <w:sz w:val="21"/>
+              </w:rPr>
+            </w:r>
+            <w:proofErr w:type="gramEnd"/>
             <w:r>
               <w:rPr>
                 <w:rFonts w:ascii="宋体" w:eastAsia="宋体" w:hAnsi="宋体"/>
@@ -1166,7 +1178,7 @@
     </w:p>
     <w:tbl>
       <w:tblPr>
-        <w:tblW w:w="0" w:type="auto"/>
+        <w:tblW w:w="11623" w:type="dxa"/>
         <w:jc w:val="center"/>
         <w:tblLayout w:type="fixed"/>
         <w:tblCellMar>
@@ -1705,7 +1717,7 @@
                 <w:b/>
                 <w:sz w:val="21"/>
               </w:rPr>
-              <w:t>Weh Atelier个人AI工作台</w:t>
+              <w:t>个人AI工作台</w:t>
             </w:r>
           </w:p>
         </w:tc>
@@ -2075,7 +2087,7 @@
                 <w:b/>
                 <w:sz w:val="21"/>
               </w:rPr>
-              <w:t>实验课程项目团队成员</w:t>
+              <w:t>实验课程团队成员</w:t>
             </w:r>
           </w:p>
         </w:tc>
@@ -2225,7 +2237,272 @@
                 <w:b w:val="0"/>
                 <w:sz w:val="21"/>
               </w:rPr>
-              <w:t>经营决策：参与产供销全流程模拟决策，负责供应链计划与库存管理模块，基于市场需求预测制定生产计划与采购策略，与团队协同优化定价、产能、物流策略，理解企业经营全链路与跨部门协同机制</w:t>
+              <w:t>经营决策：参与产供销全流程模拟决策，负责供应链计划与库存管理模块，基于市场需求预测制定生产计划与采购策略，与团队协同优化定价、产能、物流策略</w:t>
+            </w:r>
+          </w:p>
+          <w:p>
+            <w:pPr>
+              <w:numPr>
+                <w:ilvl w:val="0"/>
+                <w:numId w:val="9"/>
+              </w:numPr>
+              <w:spacing w:line="280" w:lineRule="atLeast"/>
+              <w:rPr>
+                <w:rFonts w:ascii="Times New Roman" w:eastAsia="宋体" w:hAnsi="Times New Roman" w:hint="default"/>
+                <w:sz w:val="21"/>
+                <w:szCs w:val="21"/>
+              </w:rPr>
+            </w:pPr>
+            <w:r>
+              <w:rPr>
+                <w:rFonts w:ascii="Times New Roman" w:eastAsia="宋体" w:hAnsi="Times New Roman"/>
+                <w:sz w:val="21"/>
+                <w:szCs w:val="21"/>
+              </w:rPr>
+            </w:r>
+            <w:r>
+              <w:rPr>
+                <w:rFonts w:ascii="Times New Roman" w:hAnsi="Times New Roman" w:eastAsia="宋体"/>
+                <w:b w:val="0"/>
+                <w:sz w:val="21"/>
+              </w:rPr>
+              <w:t>团队协作与成果：与4人团队分工协作，连续3个周期优化供应链策略，理解企业经营全链路与跨部门协同机制，提升数据驱动决策能力</w:t>
+            </w:r>
+          </w:p>
+        </w:tc>
+      </w:tr>
+      <w:tr>
+        <w:trPr>
+          <w:gridAfter w:val="1"/>
+          <w:wAfter w:w="880" w:type="dxa"/>
+          <w:jc w:val="center"/>
+        </w:trPr>
+        <w:tc>
+          <w:tcPr>
+            <w:tcW w:w="695" w:type="dxa"/>
+            <w:tcBorders>
+              <w:top w:val="nil"/>
+              <w:left w:val="nil"/>
+              <w:bottom w:val="nil"/>
+              <w:right w:val="nil"/>
+            </w:tcBorders>
+            <w:tcMar>
+              <w:top w:w="0" w:type="dxa"/>
+              <w:left w:w="113" w:type="dxa"/>
+              <w:bottom w:w="0" w:type="dxa"/>
+              <w:right w:w="85" w:type="dxa"/>
+            </w:tcMar>
+            <w:vAlign w:val="center"/>
+          </w:tcPr>
+          <w:p>
+            <w:pPr>
+              <w:spacing w:line="280" w:lineRule="atLeast"/>
+              <w:rPr>
+                <w:rFonts w:ascii="Times New Roman" w:hAnsi="Times New Roman" w:hint="default"/>
+                <w:b/>
+                <w:bCs/>
+                <w:sz w:val="21"/>
+              </w:rPr>
+            </w:pPr>
+          </w:p>
+        </w:tc>
+        <w:tc>
+          <w:tcPr>
+            <w:tcW w:w="4600" w:type="dxa"/>
+            <w:gridSpan w:val="2"/>
+            <w:tcBorders>
+              <w:top w:val="nil"/>
+              <w:left w:val="nil"/>
+              <w:bottom w:val="nil"/>
+              <w:right w:val="nil"/>
+            </w:tcBorders>
+            <w:tcMar>
+              <w:top w:w="0" w:type="dxa"/>
+              <w:left w:w="85" w:type="dxa"/>
+              <w:bottom w:w="0" w:type="dxa"/>
+              <w:right w:w="85" w:type="dxa"/>
+            </w:tcMar>
+            <w:vAlign w:val="center"/>
+          </w:tcPr>
+          <w:p>
+            <w:pPr>
+              <w:spacing w:line="280" w:lineRule="atLeast"/>
+              <w:rPr>
+                <w:rFonts w:ascii="Times New Roman" w:eastAsia="宋体" w:hAnsi="Times New Roman"/>
+                <w:b/>
+                <w:bCs/>
+                <w:sz w:val="21"/>
+                <w:szCs w:val="21"/>
+              </w:rPr>
+            </w:pPr>
+            <w:r>
+              <w:rPr>
+                <w:rFonts w:ascii="Times New Roman" w:hAnsi="Times New Roman" w:eastAsia="宋体"/>
+                <w:b/>
+                <w:sz w:val="21"/>
+              </w:rPr>
+              <w:t>电商用户调研与分析</w:t>
+            </w:r>
+          </w:p>
+        </w:tc>
+        <w:tc>
+          <w:tcPr>
+            <w:tcW w:w="2693" w:type="dxa"/>
+            <w:tcBorders>
+              <w:top w:val="nil"/>
+              <w:left w:val="nil"/>
+              <w:bottom w:val="nil"/>
+              <w:right w:val="nil"/>
+            </w:tcBorders>
+            <w:vAlign w:val="center"/>
+          </w:tcPr>
+          <w:p>
+            <w:pPr>
+              <w:spacing w:line="280" w:lineRule="atLeast"/>
+              <w:rPr>
+                <w:rFonts w:ascii="Times New Roman" w:eastAsia="宋体" w:hAnsi="Times New Roman"/>
+                <w:b/>
+                <w:bCs/>
+                <w:sz w:val="21"/>
+                <w:szCs w:val="21"/>
+              </w:rPr>
+            </w:pPr>
+            <w:r>
+              <w:rPr>
+                <w:rFonts w:ascii="Times New Roman" w:hAnsi="Times New Roman" w:eastAsia="宋体"/>
+                <w:b/>
+                <w:sz w:val="21"/>
+              </w:rPr>
+              <w:t>个人课程项目</w:t>
+            </w:r>
+          </w:p>
+        </w:tc>
+        <w:tc>
+          <w:tcPr>
+            <w:tcW w:w="2755" w:type="dxa"/>
+            <w:tcBorders>
+              <w:top w:val="nil"/>
+              <w:left w:val="nil"/>
+              <w:bottom w:val="nil"/>
+              <w:right w:val="nil"/>
+            </w:tcBorders>
+            <w:vAlign w:val="center"/>
+          </w:tcPr>
+          <w:p>
+            <w:pPr>
+              <w:spacing w:line="280" w:lineRule="atLeast"/>
+              <w:rPr>
+                <w:rFonts w:ascii="Times New Roman" w:eastAsia="宋体" w:hAnsi="Times New Roman"/>
+                <w:b/>
+                <w:bCs/>
+                <w:sz w:val="21"/>
+                <w:szCs w:val="21"/>
+              </w:rPr>
+            </w:pPr>
+            <w:r>
+              <w:rPr>
+                <w:rFonts w:ascii="Times New Roman" w:hAnsi="Times New Roman" w:eastAsia="宋体"/>
+                <w:b/>
+                <w:sz w:val="21"/>
+              </w:rPr>
+              <w:t>2025.10—2025.12</w:t>
+            </w:r>
+          </w:p>
+        </w:tc>
+      </w:tr>
+      <w:tr>
+        <w:trPr>
+          <w:gridAfter w:val="1"/>
+          <w:wAfter w:w="880" w:type="dxa"/>
+          <w:jc w:val="center"/>
+        </w:trPr>
+        <w:tc>
+          <w:tcPr>
+            <w:tcW w:w="695" w:type="dxa"/>
+            <w:tcBorders>
+              <w:top w:val="nil"/>
+              <w:left w:val="nil"/>
+              <w:bottom w:val="nil"/>
+              <w:right w:val="nil"/>
+            </w:tcBorders>
+            <w:tcMar>
+              <w:top w:w="0" w:type="dxa"/>
+              <w:left w:w="113" w:type="dxa"/>
+              <w:bottom w:w="0" w:type="dxa"/>
+              <w:right w:w="85" w:type="dxa"/>
+            </w:tcMar>
+            <w:vAlign w:val="center"/>
+          </w:tcPr>
+          <w:p>
+            <w:pPr>
+              <w:spacing w:line="280" w:lineRule="atLeast"/>
+              <w:rPr>
+                <w:rFonts w:ascii="Times New Roman" w:hAnsi="Times New Roman" w:hint="default"/>
+                <w:sz w:val="21"/>
+              </w:rPr>
+            </w:pPr>
+          </w:p>
+        </w:tc>
+        <w:tc>
+          <w:tcPr>
+            <w:tcW w:w="10048" w:type="dxa"/>
+            <w:gridSpan w:val="4"/>
+            <w:tcBorders>
+              <w:top w:val="nil"/>
+              <w:left w:val="nil"/>
+              <w:bottom w:val="nil"/>
+              <w:right w:val="nil"/>
+            </w:tcBorders>
+            <w:tcMar>
+              <w:top w:w="0" w:type="dxa"/>
+              <w:left w:w="85" w:type="dxa"/>
+              <w:bottom w:w="0" w:type="dxa"/>
+              <w:right w:w="85" w:type="dxa"/>
+            </w:tcMar>
+            <w:vAlign w:val="center"/>
+          </w:tcPr>
+          <w:p>
+            <w:pPr>
+              <w:numPr>
+                <w:ilvl w:val="0"/>
+                <w:numId w:val="9"/>
+              </w:numPr>
+              <w:spacing w:line="280" w:lineRule="atLeast"/>
+              <w:rPr>
+                <w:rFonts w:ascii="Times New Roman" w:eastAsia="宋体" w:hAnsi="Times New Roman"/>
+                <w:sz w:val="21"/>
+                <w:szCs w:val="21"/>
+              </w:rPr>
+            </w:pPr>
+            <w:r>
+              <w:rPr>
+                <w:rFonts w:ascii="Times New Roman" w:hAnsi="Times New Roman" w:eastAsia="宋体"/>
+                <w:b w:val="0"/>
+                <w:sz w:val="21"/>
+              </w:rPr>
+              <w:t>问卷设计与分析：基于TAM模型设计7点李克特量表问卷，回收328份有效样本，用SPSS和Python完成数据清洗与统计分析，验证交互性、个性化、自主性为影响用户体验的核心因素</w:t>
+            </w:r>
+          </w:p>
+          <w:p>
+            <w:pPr>
+              <w:numPr>
+                <w:ilvl w:val="0"/>
+                <w:numId w:val="9"/>
+              </w:numPr>
+              <w:spacing w:line="280" w:lineRule="atLeast"/>
+              <w:rPr>
+                <w:rFonts w:ascii="Times New Roman" w:eastAsia="宋体" w:hAnsi="Times New Roman"/>
+                <w:sz w:val="21"/>
+                <w:szCs w:val="21"/>
+              </w:rPr>
+            </w:pPr>
+            <w:r>
+              <w:rPr>
+                <w:rFonts w:ascii="Times New Roman" w:hAnsi="Times New Roman" w:eastAsia="宋体"/>
+                <w:b w:val="0"/>
+                <w:sz w:val="21"/>
+              </w:rPr>
+              <w:t>成果输出：撰写研究报告，提出优化用户体验的具体建议，包括简化操作流程、增加个性化推荐、提升系统响应速度等，为产品迭代提供参考</w:t>
             </w:r>
           </w:p>
         </w:tc>
@@ -2379,6 +2656,13 @@
                 <w:sz w:val="21"/>
                 <w:szCs w:val="21"/>
               </w:rPr>
+            </w:r>
+            <w:r>
+              <w:rPr>
+                <w:rFonts w:ascii="Times New Roman" w:hAnsi="Times New Roman" w:eastAsia="宋体"/>
+                <w:b/>
+                <w:sz w:val="21"/>
+              </w:rPr>
               <w:t>山东鱼跃尚成教育有限责任公司</w:t>
             </w:r>
           </w:p>
@@ -2412,6 +2696,13 @@
                 <w:sz w:val="21"/>
                 <w:szCs w:val="21"/>
               </w:rPr>
+            </w:r>
+            <w:r>
+              <w:rPr>
+                <w:rFonts w:ascii="Times New Roman" w:hAnsi="Times New Roman" w:eastAsia="宋体"/>
+                <w:b/>
+                <w:sz w:val="21"/>
+              </w:rPr>
               <w:t>项目助理（兼职）</w:t>
             </w:r>
           </w:p>
@@ -2445,7 +2736,14 @@
                 <w:sz w:val="21"/>
                 <w:szCs w:val="21"/>
               </w:rPr>
-              <w:t>2026.04 - 2026.07</w:t>
+            </w:r>
+            <w:r>
+              <w:rPr>
+                <w:rFonts w:ascii="Times New Roman" w:hAnsi="Times New Roman" w:eastAsia="宋体"/>
+                <w:b/>
+                <w:sz w:val="21"/>
+              </w:rPr>
+              <w:t>2026.04—2026.07</w:t>
             </w:r>
           </w:p>
         </w:tc>
@@ -2518,7 +2816,6 @@
                 <w:sz w:val="21"/>
                 <w:szCs w:val="21"/>
               </w:rPr>
-              <w:t>材料统筹：统筹</w:t>
             </w:r>
             <w:r>
               <w:rPr>
@@ -2526,15 +2823,13 @@
                 <w:sz w:val="21"/>
                 <w:szCs w:val="21"/>
               </w:rPr>
-              <w:t>200+</w:t>
-            </w:r>
-            <w:r>
-              <w:rPr>
-                <w:rFonts w:ascii="Times New Roman" w:eastAsia="宋体" w:hAnsi="Times New Roman"/>
-                <w:sz w:val="21"/>
-                <w:szCs w:val="21"/>
-              </w:rPr>
-              <w:t>份学员申报材料的收集、核对与提交全流程，用</w:t>
+            </w:r>
+            <w:r>
+              <w:rPr>
+                <w:rFonts w:ascii="Times New Roman" w:eastAsia="宋体" w:hAnsi="Times New Roman"/>
+                <w:sz w:val="21"/>
+                <w:szCs w:val="21"/>
+              </w:rPr>
             </w:r>
             <w:r>
               <w:rPr>
@@ -2542,31 +2837,27 @@
                 <w:sz w:val="21"/>
                 <w:szCs w:val="21"/>
               </w:rPr>
-              <w:t>Excel</w:t>
-            </w:r>
-            <w:r>
-              <w:rPr>
-                <w:rFonts w:ascii="Times New Roman" w:eastAsia="宋体" w:hAnsi="Times New Roman"/>
-                <w:sz w:val="21"/>
-                <w:szCs w:val="21"/>
-              </w:rPr>
-              <w:t>搭建分类电子台账，建立</w:t>
-            </w:r>
-            <w:r>
-              <w:rPr>
-                <w:rFonts w:ascii="Times New Roman" w:eastAsia="宋体" w:hAnsi="Times New Roman"/>
-                <w:sz w:val="21"/>
-                <w:szCs w:val="21"/>
-              </w:rPr>
-              <w:t>“</w:t>
-            </w:r>
-            <w:r>
-              <w:rPr>
-                <w:rFonts w:ascii="Times New Roman" w:eastAsia="宋体" w:hAnsi="Times New Roman"/>
-                <w:sz w:val="21"/>
-                <w:szCs w:val="21"/>
-              </w:rPr>
-              <w:t>录入</w:t>
+            </w:r>
+            <w:r>
+              <w:rPr>
+                <w:rFonts w:ascii="Times New Roman" w:eastAsia="宋体" w:hAnsi="Times New Roman"/>
+                <w:sz w:val="21"/>
+                <w:szCs w:val="21"/>
+              </w:rPr>
+            </w:r>
+            <w:r>
+              <w:rPr>
+                <w:rFonts w:ascii="Times New Roman" w:eastAsia="宋体" w:hAnsi="Times New Roman"/>
+                <w:sz w:val="21"/>
+                <w:szCs w:val="21"/>
+              </w:rPr>
+            </w:r>
+            <w:r>
+              <w:rPr>
+                <w:rFonts w:ascii="Times New Roman" w:eastAsia="宋体" w:hAnsi="Times New Roman"/>
+                <w:sz w:val="21"/>
+                <w:szCs w:val="21"/>
+              </w:rPr>
             </w:r>
             <w:r>
               <w:rPr>
@@ -2574,15 +2865,13 @@
                 <w:sz w:val="21"/>
                 <w:szCs w:val="21"/>
               </w:rPr>
-              <w:t>-</w:t>
-            </w:r>
-            <w:r>
-              <w:rPr>
-                <w:rFonts w:ascii="Times New Roman" w:eastAsia="宋体" w:hAnsi="Times New Roman"/>
-                <w:sz w:val="21"/>
-                <w:szCs w:val="21"/>
-              </w:rPr>
-              <w:t>核对</w:t>
+            </w:r>
+            <w:r>
+              <w:rPr>
+                <w:rFonts w:ascii="Times New Roman" w:eastAsia="宋体" w:hAnsi="Times New Roman"/>
+                <w:sz w:val="21"/>
+                <w:szCs w:val="21"/>
+              </w:rPr>
             </w:r>
             <w:r>
               <w:rPr>
@@ -2590,31 +2879,35 @@
                 <w:sz w:val="21"/>
                 <w:szCs w:val="21"/>
               </w:rPr>
-              <w:t>-</w:t>
-            </w:r>
-            <w:r>
-              <w:rPr>
-                <w:rFonts w:ascii="Times New Roman" w:eastAsia="宋体" w:hAnsi="Times New Roman"/>
-                <w:sz w:val="21"/>
-                <w:szCs w:val="21"/>
-              </w:rPr>
-              <w:t>提交</w:t>
-            </w:r>
-            <w:r>
-              <w:rPr>
-                <w:rFonts w:ascii="Times New Roman" w:eastAsia="宋体" w:hAnsi="Times New Roman"/>
-                <w:sz w:val="21"/>
-                <w:szCs w:val="21"/>
-              </w:rPr>
-              <w:t>”</w:t>
-            </w:r>
-            <w:r>
-              <w:rPr>
-                <w:rFonts w:ascii="Times New Roman" w:eastAsia="宋体" w:hAnsi="Times New Roman"/>
-                <w:sz w:val="21"/>
-                <w:szCs w:val="21"/>
-              </w:rPr>
-              <w:t>三级校验机制，实现零差错交付</w:t>
+            </w:r>
+            <w:r>
+              <w:rPr>
+                <w:rFonts w:ascii="Times New Roman" w:eastAsia="宋体" w:hAnsi="Times New Roman"/>
+                <w:sz w:val="21"/>
+                <w:szCs w:val="21"/>
+              </w:rPr>
+            </w:r>
+            <w:r>
+              <w:rPr>
+                <w:rFonts w:ascii="Times New Roman" w:eastAsia="宋体" w:hAnsi="Times New Roman"/>
+                <w:sz w:val="21"/>
+                <w:szCs w:val="21"/>
+              </w:rPr>
+            </w:r>
+            <w:r>
+              <w:rPr>
+                <w:rFonts w:ascii="Times New Roman" w:eastAsia="宋体" w:hAnsi="Times New Roman"/>
+                <w:sz w:val="21"/>
+                <w:szCs w:val="21"/>
+              </w:rPr>
+            </w:r>
+            <w:r>
+              <w:rPr>
+                <w:rFonts w:ascii="Times New Roman" w:hAnsi="Times New Roman" w:eastAsia="宋体"/>
+                <w:b w:val="0"/>
+                <w:sz w:val="21"/>
+              </w:rPr>
+              <w:t>材料统筹：统筹200+份学员申报材料的收集、核对与提交全流程，用Excel搭建分类电子台账，建立"录入-核对-提交"三级校验机制，实现零差错交付</w:t>
             </w:r>
           </w:p>
           <w:p>
@@ -2636,7 +2929,14 @@
                 <w:sz w:val="21"/>
                 <w:szCs w:val="21"/>
               </w:rPr>
-              <w:t>流程与文档优化：对接各部门同步项目推进进度，按月汇总执行数据，梳理并标准化资料审核与报批流程，建立可检索的文档归档体系，提升材料调取效率</w:t>
+            </w:r>
+            <w:r>
+              <w:rPr>
+                <w:rFonts w:ascii="Times New Roman" w:hAnsi="Times New Roman" w:eastAsia="宋体"/>
+                <w:b w:val="0"/>
+                <w:sz w:val="21"/>
+              </w:rPr>
+              <w:t>流程优化：对接各部门同步项目推进进度，梳理并标准化资料审核与报批流程，建立可检索的文档归档体系</w:t>
             </w:r>
           </w:p>
         </w:tc>
@@ -2709,6 +3009,13 @@
                 <w:sz w:val="21"/>
                 <w:szCs w:val="21"/>
               </w:rPr>
+            </w:r>
+            <w:r>
+              <w:rPr>
+                <w:rFonts w:ascii="Times New Roman" w:hAnsi="Times New Roman" w:eastAsia="宋体"/>
+                <w:b/>
+                <w:sz w:val="21"/>
+              </w:rPr>
               <w:t>瑞幸咖啡</w:t>
             </w:r>
           </w:p>
@@ -2742,6 +3049,13 @@
                 <w:sz w:val="21"/>
                 <w:szCs w:val="21"/>
               </w:rPr>
+            </w:r>
+            <w:r>
+              <w:rPr>
+                <w:rFonts w:ascii="Times New Roman" w:hAnsi="Times New Roman" w:eastAsia="宋体"/>
+                <w:b/>
+                <w:sz w:val="21"/>
+              </w:rPr>
               <w:t>咖啡师（兼职）</w:t>
             </w:r>
           </w:p>
@@ -2775,7 +3089,14 @@
                 <w:sz w:val="21"/>
                 <w:szCs w:val="21"/>
               </w:rPr>
-              <w:t>2023.07 - 2023.09</w:t>
+            </w:r>
+            <w:r>
+              <w:rPr>
+                <w:rFonts w:ascii="Times New Roman" w:hAnsi="Times New Roman" w:eastAsia="宋体"/>
+                <w:b/>
+                <w:sz w:val="21"/>
+              </w:rPr>
+              <w:t>2023.07—2023.09</w:t>
             </w:r>
           </w:p>
         </w:tc>
@@ -2848,6 +3169,13 @@
                 <w:sz w:val="21"/>
                 <w:szCs w:val="21"/>
               </w:rPr>
+            </w:r>
+            <w:r>
+              <w:rPr>
+                <w:rFonts w:ascii="Times New Roman" w:hAnsi="Times New Roman" w:eastAsia="宋体"/>
+                <w:b w:val="0"/>
+                <w:sz w:val="21"/>
+              </w:rPr>
               <w:t>库存管理：负责门店数十种原辅料的日常盘点与效期管理，核对交接班出入库单据，保持库存账实一致</w:t>
             </w:r>
           </w:p>
@@ -2870,23 +3198,28 @@
                 <w:sz w:val="21"/>
                 <w:szCs w:val="21"/>
               </w:rPr>
-              <w:t>需求</w:t>
-            </w:r>
-            <w:r>
-              <w:rPr>
-                <w:rFonts w:ascii="Times New Roman" w:eastAsia="宋体" w:hAnsi="Times New Roman"/>
-                <w:sz w:val="21"/>
-                <w:szCs w:val="21"/>
-              </w:rPr>
-              <w:t>准备</w:t>
-            </w:r>
-            <w:r>
-              <w:rPr>
-                <w:rFonts w:ascii="Times New Roman" w:eastAsia="宋体" w:hAnsi="Times New Roman"/>
-                <w:sz w:val="21"/>
-                <w:szCs w:val="21"/>
-              </w:rPr>
-              <w:t>：根据销售消耗规律提醒仓库解冻备货，降低物料损耗与缺货风险；按运营标准完成日常出品与客诉处理，具备一线执行与团队协作经验</w:t>
+            </w:r>
+            <w:r>
+              <w:rPr>
+                <w:rFonts w:ascii="Times New Roman" w:eastAsia="宋体" w:hAnsi="Times New Roman"/>
+                <w:sz w:val="21"/>
+                <w:szCs w:val="21"/>
+              </w:rPr>
+            </w:r>
+            <w:r>
+              <w:rPr>
+                <w:rFonts w:ascii="Times New Roman" w:eastAsia="宋体" w:hAnsi="Times New Roman"/>
+                <w:sz w:val="21"/>
+                <w:szCs w:val="21"/>
+              </w:rPr>
+            </w:r>
+            <w:r>
+              <w:rPr>
+                <w:rFonts w:ascii="Times New Roman" w:hAnsi="Times New Roman" w:eastAsia="宋体"/>
+                <w:b w:val="0"/>
+                <w:sz w:val="21"/>
+              </w:rPr>
+              <w:t>需求准备：根据销售消耗规律提醒仓库解冻备货，降低物料损耗与缺货风险，具备一线执行与团队协作经验</w:t>
             </w:r>
           </w:p>
         </w:tc>
@@ -3180,6 +3513,64 @@
                 <w:sz w:val="21"/>
               </w:rPr>
               <w:t>物资统筹：统筹院级活动物资申领、出入库登记与台账记录，按需调度物料，保障活动后勤落地</w:t>
+            </w:r>
+          </w:p>
+          <w:p>
+            <w:pPr>
+              <w:numPr>
+                <w:ilvl w:val="0"/>
+                <w:numId w:val="15"/>
+              </w:numPr>
+              <w:spacing w:line="280" w:lineRule="atLeast"/>
+              <w:rPr>
+                <w:rFonts w:ascii="Times New Roman" w:eastAsia="宋体" w:hAnsi="Times New Roman" w:hint="default"/>
+                <w:sz w:val="21"/>
+                <w:szCs w:val="21"/>
+              </w:rPr>
+            </w:pPr>
+            <w:r>
+              <w:rPr>
+                <w:rFonts w:ascii="Times New Roman" w:eastAsia="宋体" w:hAnsi="Times New Roman"/>
+                <w:sz w:val="21"/>
+                <w:szCs w:val="21"/>
+              </w:rPr>
+            </w:r>
+            <w:r>
+              <w:rPr>
+                <w:rFonts w:ascii="Times New Roman" w:hAnsi="Times New Roman" w:eastAsia="宋体"/>
+                <w:b w:val="0"/>
+                <w:sz w:val="21"/>
+              </w:rPr>
+              <w:t>会务支持：参与迎新晚会、学术讲座等10+场院级活动的现场筹备与协调，对接各部门进度，保障活动顺利开展</w:t>
+            </w:r>
+          </w:p>
+          <w:p>
+            <w:pPr>
+              <w:numPr>
+                <w:ilvl w:val="0"/>
+                <w:numId w:val="15"/>
+              </w:numPr>
+              <w:spacing w:line="280" w:lineRule="atLeast"/>
+              <w:rPr>
+                <w:rFonts w:ascii="Times New Roman" w:eastAsia="宋体" w:hAnsi="Times New Roman" w:hint="default"/>
+                <w:sz w:val="21"/>
+                <w:szCs w:val="21"/>
+              </w:rPr>
+            </w:pPr>
+            <w:r>
+              <w:rPr>
+                <w:rFonts w:ascii="Times New Roman" w:eastAsia="宋体" w:hAnsi="Times New Roman"/>
+                <w:sz w:val="21"/>
+                <w:szCs w:val="21"/>
+              </w:rPr>
+            </w:r>
+            <w:r>
+              <w:rPr>
+                <w:rFonts w:ascii="Times New Roman" w:hAnsi="Times New Roman" w:eastAsia="宋体"/>
+                <w:b w:val="0"/>
+                <w:sz w:val="21"/>
+              </w:rPr>
+              <w:t>文案宣传：撰写活动新闻稿与宣传推文，整理活动照片与素材，提升活动传播效果</w:t>
             </w:r>
           </w:p>
         </w:tc>

--- a/docs/files/f4_文雪_山东大学_京东_物流方向管理培训生（TET）.docx
+++ b/docs/files/f4_文雪_山东大学_京东_物流方向管理培训生（TET）.docx
@@ -1935,7 +1935,7 @@
                 <w:b w:val="0"/>
                 <w:sz w:val="21"/>
               </w:rPr>
-              <w:t>产品设计与开发：为解决个人生活管理分散在多工具的问题，独立设计开发个人AI工作台网页应用，集成记账/饮食/待办/灵感捕捉4大模块，用原生HTML/CSS/JS+Python静态生成器实现，部署到GitHub Pages</w:t>
+              <w:t>系统设计与全栈开发：为解决个人事务分散在多工具的问题，从0到1独立设计开发个人AI工作台网页应用，集成记账/饮食/待办/求职/六级学习/知识库浏览等10+功能模块，用原生HTML/CSS/JS+Python静态生成器实现，部署到GitHub Pages并配置GitHub Actions自动构建</w:t>
             </w:r>
           </w:p>
           <w:p>
@@ -1964,7 +1964,7 @@
                 <w:b w:val="0"/>
                 <w:sz w:val="21"/>
               </w:rPr>
-              <w:t>技术亮点与AI应用：支持手机端PWA可添加到主屏幕，持续学习豆包/Codex等AI工具并应用于开发流程，探索AI在知识管理和效率提升中的应用，体现快速学习和从0到1的执行力</w:t>
+              <w:t>流程优化与问题解决：建立代码与知识库同步维护体系（维护记录/问题日志/设计决策），独立解决15+技术问题，持续学习豆包/Codex等AI工具并应用于开发流程，体现系统思维、流程优化能力和快速学习能力</w:t>
             </w:r>
           </w:p>
         </w:tc>

--- a/docs/files/f4_文雪_山东大学_京东_物流方向管理培训生（TET）.docx
+++ b/docs/files/f4_文雪_山东大学_京东_物流方向管理培训生（TET）.docx
@@ -1563,7 +1563,7 @@
                 <w:b w:val="0"/>
                 <w:sz w:val="21"/>
               </w:rPr>
-              <w:t>问题定义与方案设计：针对社区团购末端配送效率低、老年群体服务覆盖不足的问题，基于15个候选点位、日均345单真实数据，设计"2核心点+4动态临时点"弹性布局方案</w:t>
+              <w:t>问题定义与方案设计：针对社区团购末端配送效率低、老年群体覆盖不足问题，基于15个候选点位、日均345单真实数据，设计"2核心点+4动态临时点"弹性布局方案</w:t>
             </w:r>
           </w:p>
           <w:p>
@@ -1935,7 +1935,7 @@
                 <w:b w:val="0"/>
                 <w:sz w:val="21"/>
               </w:rPr>
-              <w:t>系统设计与全栈开发：为解决个人事务分散在多工具的问题，从0到1独立设计开发个人AI工作台网页应用，集成记账/饮食/待办/求职/六级学习/知识库浏览等10+功能模块，用原生HTML/CSS/JS+Python静态生成器实现，部署到GitHub Pages并配置GitHub Actions自动构建</w:t>
+              <w:t>系统设计与全栈开发：为解决个人事务分散在多工具的问题，从0到1独立设计开发个人AI工作台网页应用，集成记账/求职/六级学习/知识库浏览等10+功能模块，用原生HTML/CSS/JS+Python静态生成器实现，部署到GitHub Pages并配置自动构建</w:t>
             </w:r>
           </w:p>
           <w:p>
@@ -1964,7 +1964,7 @@
                 <w:b w:val="0"/>
                 <w:sz w:val="21"/>
               </w:rPr>
-              <w:t>流程优化与问题解决：建立代码与知识库同步维护体系（维护记录/问题日志/设计决策），独立解决15+技术问题，持续学习豆包/Codex等AI工具并应用于开发流程，体现系统思维、流程优化能力和快速学习能力</w:t>
+              <w:t>流程优化与问题解决：建立代码与知识库同步维护体系，独立解决15+技术问题，持续学习AI工具并应用于开发流程，体现系统思维和快速学习能力</w:t>
             </w:r>
           </w:p>
         </w:tc>
@@ -2502,7 +2502,7 @@
                 <w:b w:val="0"/>
                 <w:sz w:val="21"/>
               </w:rPr>
-              <w:t>成果输出：撰写研究报告，提出优化用户体验的具体建议，包括简化操作流程、增加个性化推荐、提升系统响应速度等，为产品迭代提供参考</w:t>
+              <w:t>成果输出：撰写研究报告，提出简化操作流程、增加个性化推荐、提升系统响应速度等优化建议，为产品迭代提供参考</w:t>
             </w:r>
           </w:p>
         </w:tc>
@@ -3541,7 +3541,7 @@
                 <w:b w:val="0"/>
                 <w:sz w:val="21"/>
               </w:rPr>
-              <w:t>会务支持：参与迎新晚会、学术讲座等10+场院级活动的现场筹备与协调，对接各部门进度，保障活动顺利开展</w:t>
+              <w:t>会务支持：参与迎新晚会、学术讲座等10+场院级活动的现场筹备与协调，对接各部门进度</w:t>
             </w:r>
           </w:p>
           <w:p>

--- a/docs/files/f4_文雪_山东大学_京东_物流方向管理培训生（TET）.docx
+++ b/docs/files/f4_文雪_山东大学_京东_物流方向管理培训生（TET）.docx
@@ -529,7 +529,7 @@
                 <w:b w:val="0"/>
                 <w:sz w:val="21"/>
               </w:rPr>
-              <w:t>快速学习：供应链管理专业背景，能快速掌握新业务与新工具，独立完成多个从问题定义到成果交付的研究项目；执行落地：3个月项目助理经验，统筹200+份申报材料并建立三级校验机制，实现零差错；数据思维：掌握Excel/Python/R/SPSS，处理过4.5万+条业务数据，习惯用数据支撑决策；AI应用：主动学习AI工具并搭建个人效率系统，积极拥抱技术驱动变革；适应一线：有门店库存管理与一线执行经验，愿意从一线扎实积累</w:t>
+              <w:t>执行落地：3个月项目助理经验，统筹200+份申报材料并建立三级校验机制，实现零差错交付；快速学习：供应链管理专业背景，独立完成多个从问题定义到成果交付的研究项目；数据思维：掌握Excel/Python/R/SPSS，处理过4.5万+条业务数据，习惯用数据支撑决策；AI应用：主动学习AI工具并搭建个人效率系统，积极拥抱技术驱动变革；适应一线：有门店库存管理与一线执行经验，愿意从一线扎实积累</w:t>
             </w:r>
           </w:p>
         </w:tc>
@@ -1634,7 +1634,7 @@
                 <w:b w:val="0"/>
                 <w:sz w:val="21"/>
               </w:rPr>
-              <w:t>成果输出：构建选址-路径双层优化模型，用Python求解，测算可降低运营成本18.7%、提升老年服务覆盖率至87.3%、缩短配送时长22.3%</w:t>
+              <w:t>模型构建与成果验证：构建选址-路径双层优化模型，用Python求解，测算可降低运营成本18.7%、提升老年服务覆盖率至87.3%、缩短配送时长22.3%</w:t>
             </w:r>
           </w:p>
         </w:tc>
@@ -2237,36 +2237,7 @@
                 <w:b w:val="0"/>
                 <w:sz w:val="21"/>
               </w:rPr>
-              <w:t>经营决策：参与产供销全流程模拟决策，负责供应链计划与库存管理模块，基于市场需求预测制定生产计划与采购策略，与团队协同优化定价、产能、物流策略</w:t>
-            </w:r>
-          </w:p>
-          <w:p>
-            <w:pPr>
-              <w:numPr>
-                <w:ilvl w:val="0"/>
-                <w:numId w:val="9"/>
-              </w:numPr>
-              <w:spacing w:line="280" w:lineRule="atLeast"/>
-              <w:rPr>
-                <w:rFonts w:ascii="Times New Roman" w:eastAsia="宋体" w:hAnsi="Times New Roman" w:hint="default"/>
-                <w:sz w:val="21"/>
-                <w:szCs w:val="21"/>
-              </w:rPr>
-            </w:pPr>
-            <w:r>
-              <w:rPr>
-                <w:rFonts w:ascii="Times New Roman" w:eastAsia="宋体" w:hAnsi="Times New Roman"/>
-                <w:sz w:val="21"/>
-                <w:szCs w:val="21"/>
-              </w:rPr>
-            </w:r>
-            <w:r>
-              <w:rPr>
-                <w:rFonts w:ascii="Times New Roman" w:hAnsi="Times New Roman" w:eastAsia="宋体"/>
-                <w:b w:val="0"/>
-                <w:sz w:val="21"/>
-              </w:rPr>
-              <w:t>团队协作与成果：与4人团队分工协作，连续3个周期优化供应链策略，理解企业经营全链路与跨部门协同机制，提升数据驱动决策能力</w:t>
+              <w:t>经营决策与团队协作：参与产供销全流程模拟决策，负责供应链计划与库存管理模块，基于市场需求预测制定生产计划与采购策略，与4人团队协同优化定价、产能、物流策略，连续3个周期优化供应链策略，理解企业经营全链路与跨部门协同机制</w:t>
             </w:r>
           </w:p>
         </w:tc>
@@ -2480,29 +2451,7 @@
                 <w:b w:val="0"/>
                 <w:sz w:val="21"/>
               </w:rPr>
-              <w:t>问卷设计与分析：基于TAM模型设计7点李克特量表问卷，回收328份有效样本，用SPSS和Python完成数据清洗与统计分析，验证交互性、个性化、自主性为影响用户体验的核心因素</w:t>
-            </w:r>
-          </w:p>
-          <w:p>
-            <w:pPr>
-              <w:numPr>
-                <w:ilvl w:val="0"/>
-                <w:numId w:val="9"/>
-              </w:numPr>
-              <w:spacing w:line="280" w:lineRule="atLeast"/>
-              <w:rPr>
-                <w:rFonts w:ascii="Times New Roman" w:eastAsia="宋体" w:hAnsi="Times New Roman"/>
-                <w:sz w:val="21"/>
-                <w:szCs w:val="21"/>
-              </w:rPr>
-            </w:pPr>
-            <w:r>
-              <w:rPr>
-                <w:rFonts w:ascii="Times New Roman" w:hAnsi="Times New Roman" w:eastAsia="宋体"/>
-                <w:b w:val="0"/>
-                <w:sz w:val="21"/>
-              </w:rPr>
-              <w:t>成果输出：撰写研究报告，提出简化操作流程、增加个性化推荐、提升系统响应速度等优化建议，为产品迭代提供参考</w:t>
+              <w:t>问卷设计与数据分析：基于TAM模型设计7点李克特量表问卷，回收328份有效样本，用SPSS和Python完成数据清洗与统计分析，验证交互性、个性化、自主性为影响用户体验的核心因素，提出优化建议为产品迭代提供参考</w:t>
             </w:r>
           </w:p>
         </w:tc>
@@ -2907,7 +2856,7 @@
                 <w:b w:val="0"/>
                 <w:sz w:val="21"/>
               </w:rPr>
-              <w:t>材料统筹：统筹200+份学员申报材料的收集、核对与提交全流程，用Excel搭建分类电子台账，建立"录入-核对-提交"三级校验机制，实现零差错交付</w:t>
+              <w:t>材料统筹与流程优化：统筹200+份学员申报材料的收集、核对与提交全流程，用Excel搭建分类电子台账，建立"录入-核对-提交"三级校验机制，实现零差错交付</w:t>
             </w:r>
           </w:p>
           <w:p>
@@ -2936,7 +2885,7 @@
                 <w:b w:val="0"/>
                 <w:sz w:val="21"/>
               </w:rPr>
-              <w:t>流程优化：对接各部门同步项目推进进度，梳理并标准化资料审核与报批流程，建立可检索的文档归档体系</w:t>
+              <w:t>跨部门协同：对接各部门同步项目推进进度，梳理并标准化资料审核与报批流程，建立可检索的文档归档体系</w:t>
             </w:r>
           </w:p>
         </w:tc>
@@ -3176,50 +3125,7 @@
                 <w:b w:val="0"/>
                 <w:sz w:val="21"/>
               </w:rPr>
-              <w:t>库存管理：负责门店数十种原辅料的日常盘点与效期管理，核对交接班出入库单据，保持库存账实一致</w:t>
-            </w:r>
-          </w:p>
-          <w:p>
-            <w:pPr>
-              <w:numPr>
-                <w:ilvl w:val="0"/>
-                <w:numId w:val="6"/>
-              </w:numPr>
-              <w:spacing w:line="280" w:lineRule="atLeast"/>
-              <w:rPr>
-                <w:rFonts w:ascii="Times New Roman" w:eastAsia="宋体" w:hAnsi="Times New Roman" w:hint="default"/>
-                <w:sz w:val="21"/>
-                <w:szCs w:val="21"/>
-              </w:rPr>
-            </w:pPr>
-            <w:r>
-              <w:rPr>
-                <w:rFonts w:ascii="Times New Roman" w:eastAsia="宋体" w:hAnsi="Times New Roman"/>
-                <w:sz w:val="21"/>
-                <w:szCs w:val="21"/>
-              </w:rPr>
-            </w:r>
-            <w:r>
-              <w:rPr>
-                <w:rFonts w:ascii="Times New Roman" w:eastAsia="宋体" w:hAnsi="Times New Roman"/>
-                <w:sz w:val="21"/>
-                <w:szCs w:val="21"/>
-              </w:rPr>
-            </w:r>
-            <w:r>
-              <w:rPr>
-                <w:rFonts w:ascii="Times New Roman" w:eastAsia="宋体" w:hAnsi="Times New Roman"/>
-                <w:sz w:val="21"/>
-                <w:szCs w:val="21"/>
-              </w:rPr>
-            </w:r>
-            <w:r>
-              <w:rPr>
-                <w:rFonts w:ascii="Times New Roman" w:hAnsi="Times New Roman" w:eastAsia="宋体"/>
-                <w:b w:val="0"/>
-                <w:sz w:val="21"/>
-              </w:rPr>
-              <w:t>需求准备：根据销售消耗规律提醒仓库解冻备货，降低物料损耗与缺货风险，具备一线执行与团队协作经验</w:t>
+              <w:t>库存管理与一线执行：负责门店30+种原辅料的日常盘点与效期管理，核对交接班出入库单据，保持库存账实一致；根据销售消耗规律提醒仓库解冻备货，日均处理100+单出品，降低物料损耗与缺货风险</w:t>
             </w:r>
           </w:p>
         </w:tc>
@@ -3512,65 +3418,7 @@
                 <w:b w:val="0"/>
                 <w:sz w:val="21"/>
               </w:rPr>
-              <w:t>物资统筹：统筹院级活动物资申领、出入库登记与台账记录，按需调度物料，保障活动后勤落地</w:t>
-            </w:r>
-          </w:p>
-          <w:p>
-            <w:pPr>
-              <w:numPr>
-                <w:ilvl w:val="0"/>
-                <w:numId w:val="15"/>
-              </w:numPr>
-              <w:spacing w:line="280" w:lineRule="atLeast"/>
-              <w:rPr>
-                <w:rFonts w:ascii="Times New Roman" w:eastAsia="宋体" w:hAnsi="Times New Roman" w:hint="default"/>
-                <w:sz w:val="21"/>
-                <w:szCs w:val="21"/>
-              </w:rPr>
-            </w:pPr>
-            <w:r>
-              <w:rPr>
-                <w:rFonts w:ascii="Times New Roman" w:eastAsia="宋体" w:hAnsi="Times New Roman"/>
-                <w:sz w:val="21"/>
-                <w:szCs w:val="21"/>
-              </w:rPr>
-            </w:r>
-            <w:r>
-              <w:rPr>
-                <w:rFonts w:ascii="Times New Roman" w:hAnsi="Times New Roman" w:eastAsia="宋体"/>
-                <w:b w:val="0"/>
-                <w:sz w:val="21"/>
-              </w:rPr>
-              <w:t>会务支持：参与迎新晚会、学术讲座等10+场院级活动的现场筹备与协调，对接各部门进度</w:t>
-            </w:r>
-          </w:p>
-          <w:p>
-            <w:pPr>
-              <w:numPr>
-                <w:ilvl w:val="0"/>
-                <w:numId w:val="15"/>
-              </w:numPr>
-              <w:spacing w:line="280" w:lineRule="atLeast"/>
-              <w:rPr>
-                <w:rFonts w:ascii="Times New Roman" w:eastAsia="宋体" w:hAnsi="Times New Roman" w:hint="default"/>
-                <w:sz w:val="21"/>
-                <w:szCs w:val="21"/>
-              </w:rPr>
-            </w:pPr>
-            <w:r>
-              <w:rPr>
-                <w:rFonts w:ascii="Times New Roman" w:eastAsia="宋体" w:hAnsi="Times New Roman"/>
-                <w:sz w:val="21"/>
-                <w:szCs w:val="21"/>
-              </w:rPr>
-            </w:r>
-            <w:r>
-              <w:rPr>
-                <w:rFonts w:ascii="Times New Roman" w:hAnsi="Times New Roman" w:eastAsia="宋体"/>
-                <w:b w:val="0"/>
-                <w:sz w:val="21"/>
-              </w:rPr>
-              <w:t>文案宣传：撰写活动新闻稿与宣传推文，整理活动照片与素材，提升活动传播效果</w:t>
+              <w:t>物资统筹与会务支持：统筹院级活动物资申领、出入库登记与台账记录，参与迎新晚会、学术讲座等10+场院级活动的现场筹备与协调，对接各部门进度</w:t>
             </w:r>
           </w:p>
         </w:tc>
